--- a/06-学生侧材料/讲义/2026-06-23-自由基反应.docx
+++ b/06-学生侧材料/讲义/2026-06-23-自由基反应.docx
@@ -2,7 +2,7 @@
 <file path=word/document.xml><?xml version="1.0" encoding="utf-8"?>
 <w:document xmlns:w="http://schemas.openxmlformats.org/wordprocessingml/2006/main" xmlns:m="http://schemas.openxmlformats.org/officeDocument/2006/math" xmlns:r="http://schemas.openxmlformats.org/officeDocument/2006/relationships" xmlns:o="urn:schemas-microsoft-com:office:office" xmlns:v="urn:schemas-microsoft-com:vml" xmlns:w10="urn:schemas-microsoft-com:office:word" xmlns:a="http://schemas.openxmlformats.org/drawingml/2006/main" xmlns:pic="http://schemas.openxmlformats.org/drawingml/2006/picture" xmlns:wp="http://schemas.openxmlformats.org/drawingml/2006/wordprocessingDrawing">
   <w:body>
-    <w:bookmarkStart w:id="59" w:name="自由基反应"/>
+    <w:bookmarkStart w:id="62" w:name="自由基反应"/>
     <w:p>
       <w:pPr>
         <w:pStyle w:val="Heading1"/>
@@ -442,7 +442,7 @@
           <w:p>
             <w:pPr>
               <w:pStyle w:val="Compact"/>
-              <w:jc w:val="left"/>
+              <w:jc w:val="center"/>
             </w:pPr>
             <w:r>
               <w:rPr>
@@ -458,7 +458,7 @@
           <w:p>
             <w:pPr>
               <w:pStyle w:val="Compact"/>
-              <w:jc w:val="left"/>
+              <w:jc w:val="center"/>
             </w:pPr>
             <w:r>
               <w:rPr>
@@ -476,7 +476,7 @@
           <w:p>
             <w:pPr>
               <w:pStyle w:val="Compact"/>
-              <w:jc w:val="left"/>
+              <w:jc w:val="center"/>
             </w:pPr>
             <w:r>
               <w:rPr>
@@ -491,7 +491,7 @@
           <w:p>
             <w:pPr>
               <w:pStyle w:val="Compact"/>
-              <w:jc w:val="left"/>
+              <w:jc w:val="center"/>
             </w:pPr>
             <w:r>
               <w:rPr>
@@ -508,7 +508,7 @@
           <w:p>
             <w:pPr>
               <w:pStyle w:val="Compact"/>
-              <w:jc w:val="left"/>
+              <w:jc w:val="center"/>
             </w:pPr>
             <w:r>
               <w:rPr>
@@ -523,7 +523,7 @@
           <w:p>
             <w:pPr>
               <w:pStyle w:val="Compact"/>
-              <w:jc w:val="left"/>
+              <w:jc w:val="center"/>
             </w:pPr>
             <w:r>
               <w:rPr>
@@ -558,7 +558,7 @@
           <w:p>
             <w:pPr>
               <w:pStyle w:val="Compact"/>
-              <w:jc w:val="left"/>
+              <w:jc w:val="center"/>
             </w:pPr>
             <w:r>
               <w:rPr>
@@ -573,7 +573,7 @@
           <w:p>
             <w:pPr>
               <w:pStyle w:val="Compact"/>
-              <w:jc w:val="left"/>
+              <w:jc w:val="center"/>
             </w:pPr>
             <w:r>
               <w:rPr>
@@ -602,7 +602,7 @@
           <w:p>
             <w:pPr>
               <w:pStyle w:val="Compact"/>
-              <w:jc w:val="left"/>
+              <w:jc w:val="center"/>
             </w:pPr>
             <w:r>
               <w:rPr>
@@ -617,7 +617,7 @@
           <w:p>
             <w:pPr>
               <w:pStyle w:val="Compact"/>
-              <w:jc w:val="left"/>
+              <w:jc w:val="center"/>
             </w:pPr>
             <w:r>
               <w:rPr>
@@ -646,7 +646,7 @@
           <w:p>
             <w:pPr>
               <w:pStyle w:val="Compact"/>
-              <w:jc w:val="left"/>
+              <w:jc w:val="center"/>
             </w:pPr>
             <w:r>
               <w:rPr>
@@ -661,7 +661,7 @@
           <w:p>
             <w:pPr>
               <w:pStyle w:val="Compact"/>
-              <w:jc w:val="left"/>
+              <w:jc w:val="center"/>
             </w:pPr>
             <w:r>
               <w:rPr>
@@ -684,7 +684,7 @@
           <w:p>
             <w:pPr>
               <w:pStyle w:val="Compact"/>
-              <w:jc w:val="left"/>
+              <w:jc w:val="center"/>
             </w:pPr>
             <w:r>
               <w:rPr>
@@ -699,7 +699,7 @@
           <w:p>
             <w:pPr>
               <w:pStyle w:val="Compact"/>
-              <w:jc w:val="left"/>
+              <w:jc w:val="center"/>
             </w:pPr>
             <w:r>
               <w:rPr>
@@ -751,7 +751,7 @@
           <w:p>
             <w:pPr>
               <w:pStyle w:val="Compact"/>
-              <w:jc w:val="left"/>
+              <w:jc w:val="center"/>
             </w:pPr>
             <w:r>
               <w:rPr>
@@ -767,7 +767,7 @@
           <w:p>
             <w:pPr>
               <w:pStyle w:val="Compact"/>
-              <w:jc w:val="left"/>
+              <w:jc w:val="center"/>
             </w:pPr>
             <w:r>
               <w:rPr>
@@ -790,7 +790,7 @@
           <w:p>
             <w:pPr>
               <w:pStyle w:val="Compact"/>
-              <w:jc w:val="left"/>
+              <w:jc w:val="center"/>
             </w:pPr>
             <w:r>
               <w:rPr>
@@ -815,7 +815,7 @@
           <w:p>
             <w:pPr>
               <w:pStyle w:val="Compact"/>
-              <w:jc w:val="left"/>
+              <w:jc w:val="center"/>
             </w:pPr>
             <w:r>
               <w:rPr>
@@ -830,7 +830,7 @@
           <w:p>
             <w:pPr>
               <w:pStyle w:val="Compact"/>
-              <w:jc w:val="left"/>
+              <w:jc w:val="center"/>
             </w:pPr>
             <w:r>
               <w:rPr>
@@ -845,7 +845,7 @@
           <w:p>
             <w:pPr>
               <w:pStyle w:val="Compact"/>
-              <w:jc w:val="left"/>
+              <w:jc w:val="center"/>
             </w:pPr>
             <w:r>
               <w:rPr>
@@ -862,7 +862,7 @@
           <w:p>
             <w:pPr>
               <w:pStyle w:val="Compact"/>
-              <w:jc w:val="left"/>
+              <w:jc w:val="center"/>
             </w:pPr>
             <w:r>
               <w:rPr>
@@ -877,7 +877,7 @@
           <w:p>
             <w:pPr>
               <w:pStyle w:val="Compact"/>
-              <w:jc w:val="left"/>
+              <w:jc w:val="center"/>
             </w:pPr>
             <w:r>
               <w:rPr>
@@ -892,7 +892,7 @@
           <w:p>
             <w:pPr>
               <w:pStyle w:val="Compact"/>
-              <w:jc w:val="left"/>
+              <w:jc w:val="center"/>
             </w:pPr>
             <w:r>
               <w:rPr>
@@ -909,7 +909,7 @@
           <w:p>
             <w:pPr>
               <w:pStyle w:val="Compact"/>
-              <w:jc w:val="left"/>
+              <w:jc w:val="center"/>
             </w:pPr>
             <w:r>
               <w:rPr>
@@ -924,7 +924,7 @@
           <w:p>
             <w:pPr>
               <w:pStyle w:val="Compact"/>
-              <w:jc w:val="left"/>
+              <w:jc w:val="center"/>
             </w:pPr>
             <w:r>
               <w:rPr>
@@ -939,7 +939,7 @@
           <w:p>
             <w:pPr>
               <w:pStyle w:val="Compact"/>
-              <w:jc w:val="left"/>
+              <w:jc w:val="center"/>
             </w:pPr>
             <w:r>
               <w:rPr>
@@ -968,7 +968,7 @@
           <w:p>
             <w:pPr>
               <w:pStyle w:val="Compact"/>
-              <w:jc w:val="left"/>
+              <w:jc w:val="center"/>
             </w:pPr>
             <w:r>
               <w:rPr>
@@ -983,7 +983,7 @@
           <w:p>
             <w:pPr>
               <w:pStyle w:val="Compact"/>
-              <w:jc w:val="left"/>
+              <w:jc w:val="center"/>
             </w:pPr>
             <w:r>
               <w:rPr>
@@ -1004,7 +1004,7 @@
           <w:p>
             <w:pPr>
               <w:pStyle w:val="Compact"/>
-              <w:jc w:val="left"/>
+              <w:jc w:val="center"/>
             </w:pPr>
             <w:r>
               <w:rPr>
@@ -1031,7 +1031,7 @@
           <w:p>
             <w:pPr>
               <w:pStyle w:val="Compact"/>
-              <w:jc w:val="left"/>
+              <w:jc w:val="center"/>
             </w:pPr>
             <w:r>
               <w:rPr>
@@ -1046,7 +1046,7 @@
           <w:p>
             <w:pPr>
               <w:pStyle w:val="Compact"/>
-              <w:jc w:val="left"/>
+              <w:jc w:val="center"/>
             </w:pPr>
             <w:r>
               <w:rPr>
@@ -1061,7 +1061,7 @@
           <w:p>
             <w:pPr>
               <w:pStyle w:val="Compact"/>
-              <w:jc w:val="left"/>
+              <w:jc w:val="center"/>
             </w:pPr>
             <w:r>
               <w:rPr>
@@ -1089,12 +1089,6 @@
       <w:pPr>
         <w:pStyle w:val="BlockText"/>
       </w:pPr>
-      <w:r>
-        <w:t xml:space="preserve">💡</w:t>
-      </w:r>
-      <w:r>
-        <w:t xml:space="preserve"> </w:t>
-      </w:r>
       <w:r>
         <w:rPr>
           <w:rFonts w:hint="eastAsia" w:eastAsia="SimSun" w:ascii="Times New Roman" w:hAnsi="Times New Roman"/>
@@ -1344,7 +1338,7 @@
           <w:p>
             <w:pPr>
               <w:pStyle w:val="Compact"/>
-              <w:jc w:val="left"/>
+              <w:jc w:val="center"/>
             </w:pPr>
             <w:r>
               <w:rPr>
@@ -1360,7 +1354,7 @@
           <w:p>
             <w:pPr>
               <w:pStyle w:val="Compact"/>
-              <w:jc w:val="left"/>
+              <w:jc w:val="center"/>
             </w:pPr>
             <w:r>
               <w:rPr>
@@ -1376,7 +1370,7 @@
           <w:p>
             <w:pPr>
               <w:pStyle w:val="Compact"/>
-              <w:jc w:val="left"/>
+              <w:jc w:val="center"/>
             </w:pPr>
             <w:r>
               <w:rPr>
@@ -1410,7 +1404,7 @@
           <w:p>
             <w:pPr>
               <w:pStyle w:val="Compact"/>
-              <w:jc w:val="left"/>
+              <w:jc w:val="center"/>
             </w:pPr>
             <w:r>
               <w:rPr>
@@ -1427,7 +1421,7 @@
           <w:p>
             <w:pPr>
               <w:pStyle w:val="Compact"/>
-              <w:jc w:val="left"/>
+              <w:jc w:val="center"/>
             </w:pPr>
             <w:r>
               <w:rPr>
@@ -1460,7 +1454,7 @@
           <w:p>
             <w:pPr>
               <w:pStyle w:val="Compact"/>
-              <w:jc w:val="left"/>
+              <w:jc w:val="center"/>
             </w:pPr>
             <w:r>
               <w:rPr>
@@ -1498,7 +1492,7 @@
           <w:p>
             <w:pPr>
               <w:pStyle w:val="Compact"/>
-              <w:jc w:val="left"/>
+              <w:jc w:val="center"/>
             </w:pPr>
             <w:r>
               <w:rPr>
@@ -1515,7 +1509,7 @@
           <w:p>
             <w:pPr>
               <w:pStyle w:val="Compact"/>
-              <w:jc w:val="left"/>
+              <w:jc w:val="center"/>
             </w:pPr>
             <w:r>
               <w:rPr>
@@ -1554,7 +1548,7 @@
           <w:p>
             <w:pPr>
               <w:pStyle w:val="Compact"/>
-              <w:jc w:val="left"/>
+              <w:jc w:val="center"/>
             </w:pPr>
             <w:r>
               <w:rPr>
@@ -1622,7 +1616,7 @@
           <w:p>
             <w:pPr>
               <w:pStyle w:val="Compact"/>
-              <w:jc w:val="left"/>
+              <w:jc w:val="center"/>
             </w:pPr>
             <w:r>
               <w:rPr>
@@ -1639,7 +1633,7 @@
           <w:p>
             <w:pPr>
               <w:pStyle w:val="Compact"/>
-              <w:jc w:val="left"/>
+              <w:jc w:val="center"/>
             </w:pPr>
             <w:r>
               <w:rPr>
@@ -1660,7 +1654,7 @@
           <w:p>
             <w:pPr>
               <w:pStyle w:val="Compact"/>
-              <w:jc w:val="left"/>
+              <w:jc w:val="center"/>
             </w:pPr>
             <w:r>
               <w:rPr>
@@ -1692,7 +1686,7 @@
           <w:p>
             <w:pPr>
               <w:pStyle w:val="Compact"/>
-              <w:jc w:val="left"/>
+              <w:jc w:val="center"/>
             </w:pPr>
             <w:r>
               <w:rPr>
@@ -1709,7 +1703,7 @@
           <w:p>
             <w:pPr>
               <w:pStyle w:val="Compact"/>
-              <w:jc w:val="left"/>
+              <w:jc w:val="center"/>
             </w:pPr>
             <w:r>
               <w:rPr>
@@ -1724,7 +1718,7 @@
           <w:p>
             <w:pPr>
               <w:pStyle w:val="Compact"/>
-              <w:jc w:val="left"/>
+              <w:jc w:val="center"/>
             </w:pPr>
             <w:r>
               <w:rPr>
@@ -1815,7 +1809,7 @@
           <w:p>
             <w:pPr>
               <w:pStyle w:val="Compact"/>
-              <w:jc w:val="left"/>
+              <w:jc w:val="center"/>
             </w:pPr>
             <w:r>
               <w:rPr>
@@ -1831,7 +1825,7 @@
           <w:p>
             <w:pPr>
               <w:pStyle w:val="Compact"/>
-              <w:jc w:val="left"/>
+              <w:jc w:val="center"/>
             </w:pPr>
             <w:r>
               <w:rPr>
@@ -1847,7 +1841,7 @@
           <w:p>
             <w:pPr>
               <w:pStyle w:val="Compact"/>
-              <w:jc w:val="left"/>
+              <w:jc w:val="center"/>
             </w:pPr>
             <w:r>
               <w:rPr>
@@ -1865,7 +1859,7 @@
           <w:p>
             <w:pPr>
               <w:pStyle w:val="Compact"/>
-              <w:jc w:val="left"/>
+              <w:jc w:val="center"/>
             </w:pPr>
             <w:r>
               <w:rPr>
@@ -1890,7 +1884,7 @@
           <w:p>
             <w:pPr>
               <w:pStyle w:val="Compact"/>
-              <w:jc w:val="left"/>
+              <w:jc w:val="center"/>
             </w:pPr>
             <w:r>
               <w:rPr>
@@ -1913,7 +1907,7 @@
           <w:p>
             <w:pPr>
               <w:pStyle w:val="Compact"/>
-              <w:jc w:val="left"/>
+              <w:jc w:val="center"/>
             </w:pPr>
             <w:r>
               <w:rPr>
@@ -1942,7 +1936,7 @@
           <w:p>
             <w:pPr>
               <w:pStyle w:val="Compact"/>
-              <w:jc w:val="left"/>
+              <w:jc w:val="center"/>
             </w:pPr>
             <w:r>
               <w:rPr>
@@ -1967,7 +1961,7 @@
           <w:p>
             <w:pPr>
               <w:pStyle w:val="Compact"/>
-              <w:jc w:val="left"/>
+              <w:jc w:val="center"/>
             </w:pPr>
             <w:r>
               <w:rPr>
@@ -1992,7 +1986,7 @@
           <w:p>
             <w:pPr>
               <w:pStyle w:val="Compact"/>
-              <w:jc w:val="left"/>
+              <w:jc w:val="center"/>
             </w:pPr>
             <w:r>
               <w:rPr>
@@ -2033,7 +2027,7 @@
           <w:p>
             <w:pPr>
               <w:pStyle w:val="Compact"/>
-              <w:jc w:val="left"/>
+              <w:jc w:val="center"/>
             </w:pPr>
             <w:r>
               <w:rPr>
@@ -2058,7 +2052,7 @@
           <w:p>
             <w:pPr>
               <w:pStyle w:val="Compact"/>
-              <w:jc w:val="left"/>
+              <w:jc w:val="center"/>
             </w:pPr>
             <w:r>
               <w:rPr>
@@ -2081,7 +2075,7 @@
           <w:p>
             <w:pPr>
               <w:pStyle w:val="Compact"/>
-              <w:jc w:val="left"/>
+              <w:jc w:val="center"/>
             </w:pPr>
             <w:r>
               <w:rPr>
@@ -2116,7 +2110,7 @@
           <w:p>
             <w:pPr>
               <w:pStyle w:val="Compact"/>
-              <w:jc w:val="left"/>
+              <w:jc w:val="center"/>
             </w:pPr>
             <w:r>
               <w:rPr>
@@ -2141,7 +2135,7 @@
           <w:p>
             <w:pPr>
               <w:pStyle w:val="Compact"/>
-              <w:jc w:val="left"/>
+              <w:jc w:val="center"/>
             </w:pPr>
             <w:r>
               <w:rPr>
@@ -2164,7 +2158,7 @@
           <w:p>
             <w:pPr>
               <w:pStyle w:val="Compact"/>
-              <w:jc w:val="left"/>
+              <w:jc w:val="center"/>
             </w:pPr>
             <w:r>
               <w:rPr>
@@ -2187,7 +2181,7 @@
           <w:p>
             <w:pPr>
               <w:pStyle w:val="Compact"/>
-              <w:jc w:val="left"/>
+              <w:jc w:val="center"/>
             </w:pPr>
             <w:r>
               <w:rPr>
@@ -2212,7 +2206,7 @@
           <w:p>
             <w:pPr>
               <w:pStyle w:val="Compact"/>
-              <w:jc w:val="left"/>
+              <w:jc w:val="center"/>
             </w:pPr>
             <w:r>
               <w:rPr>
@@ -2235,7 +2229,7 @@
           <w:p>
             <w:pPr>
               <w:pStyle w:val="Compact"/>
-              <w:jc w:val="left"/>
+              <w:jc w:val="center"/>
             </w:pPr>
             <w:r>
               <w:rPr>
@@ -2257,12 +2251,6 @@
       <w:pPr>
         <w:pStyle w:val="BlockText"/>
       </w:pPr>
-      <w:r>
-        <w:t xml:space="preserve">⚠️</w:t>
-      </w:r>
-      <w:r>
-        <w:t xml:space="preserve"> </w:t>
-      </w:r>
       <w:r>
         <w:rPr>
           <w:rFonts w:hint="eastAsia" w:eastAsia="SimSun" w:ascii="Times New Roman" w:hAnsi="Times New Roman"/>
@@ -2424,7 +2412,7 @@
           <w:p>
             <w:pPr>
               <w:pStyle w:val="Compact"/>
-              <w:jc w:val="left"/>
+              <w:jc w:val="center"/>
             </w:pPr>
             <w:r>
               <w:rPr>
@@ -2488,7 +2476,7 @@
           <w:p>
             <w:pPr>
               <w:pStyle w:val="Compact"/>
-              <w:jc w:val="left"/>
+              <w:jc w:val="center"/>
             </w:pPr>
             <w:r>
               <w:rPr>
@@ -2556,7 +2544,7 @@
           <w:p>
             <w:pPr>
               <w:pStyle w:val="Compact"/>
-              <w:jc w:val="left"/>
+              <w:jc w:val="center"/>
             </w:pPr>
             <w:r>
               <w:rPr>
@@ -2624,7 +2612,7 @@
           <w:p>
             <w:pPr>
               <w:pStyle w:val="Compact"/>
-              <w:jc w:val="left"/>
+              <w:jc w:val="center"/>
             </w:pPr>
             <w:r>
               <w:rPr>
@@ -2692,7 +2680,7 @@
           <w:p>
             <w:pPr>
               <w:pStyle w:val="Compact"/>
-              <w:jc w:val="left"/>
+              <w:jc w:val="center"/>
             </w:pPr>
             <w:r>
               <w:rPr>
@@ -2766,7 +2754,7 @@
           <w:p>
             <w:pPr>
               <w:pStyle w:val="Compact"/>
-              <w:jc w:val="left"/>
+              <w:jc w:val="center"/>
             </w:pPr>
             <w:r>
               <w:rPr>
@@ -2834,7 +2822,7 @@
           <w:p>
             <w:pPr>
               <w:pStyle w:val="Compact"/>
-              <w:jc w:val="left"/>
+              <w:jc w:val="center"/>
             </w:pPr>
             <w:r>
               <w:rPr>
@@ -2870,7 +2858,7 @@
     </w:p>
     <w:bookmarkEnd w:id="12"/>
     <w:bookmarkEnd w:id="13"/>
-    <w:bookmarkStart w:id="17" w:name="二自由基链式反应三阶段"/>
+    <w:bookmarkStart w:id="20" w:name="二自由基链式反应三阶段"/>
     <w:p>
       <w:pPr>
         <w:pStyle w:val="Heading2"/>
@@ -2907,7 +2895,135 @@
         <w:t xml:space="preserve">框架：</w:t>
       </w:r>
     </w:p>
-    <w:bookmarkStart w:id="14" w:name="引发initiation"/>
+    <w:p>
+      <w:pPr>
+        <w:pStyle w:val="BodyText"/>
+        <w:jc w:val="center"/>
+      </w:pPr>
+      <w:r>
+        <w:rPr>
+          <w:b w:val="0"/>
+          <w:i w:val="0"/>
+          <w:sz w:val="21"/>
+        </w:rPr>
+        <w:drawing>
+          <wp:inline>
+            <wp:extent cx="2847975" cy="1485900"/>
+            <wp:effectExtent b="0" l="0" r="0" t="0"/>
+            <wp:docPr descr="自由基链式反应的三阶段——引发、增长、终止" title="" id="15" name="Picture"/>
+            <a:graphic>
+              <a:graphicData uri="http://schemas.openxmlformats.org/drawingml/2006/picture">
+                <pic:pic>
+                  <pic:nvPicPr>
+                    <pic:cNvPr descr="media/radical-chain.png" id="16" name="Picture"/>
+                    <pic:cNvPicPr>
+                      <a:picLocks noChangeArrowheads="1" noChangeAspect="1"/>
+                    </pic:cNvPicPr>
+                  </pic:nvPicPr>
+                  <pic:blipFill>
+                    <a:blip r:embed="rId14"/>
+                    <a:stretch>
+                      <a:fillRect/>
+                    </a:stretch>
+                  </pic:blipFill>
+                  <pic:spPr bwMode="auto">
+                    <a:xfrm>
+                      <a:off x="0" y="0"/>
+                      <a:ext cx="2847975" cy="1485900"/>
+                    </a:xfrm>
+                    <a:prstGeom prst="rect">
+                      <a:avLst/>
+                    </a:prstGeom>
+                    <a:noFill/>
+                    <a:ln w="9525">
+                      <a:noFill/>
+                      <a:headEnd/>
+                      <a:tailEnd/>
+                    </a:ln>
+                  </pic:spPr>
+                </pic:pic>
+              </a:graphicData>
+            </a:graphic>
+          </wp:inline>
+        </w:drawing>
+      </w:r>
+      <w:r>
+        <w:rPr>
+          <w:b w:val="0"/>
+          <w:i w:val="0"/>
+          <w:sz w:val="21"/>
+        </w:rPr>
+        <w:t xml:space="preserve"> </w:t>
+      </w:r>
+      <w:r>
+        <w:rPr>
+          <w:rFonts w:hint="eastAsia" w:eastAsia="FangSong" w:ascii="Times New Roman" w:hAnsi="Times New Roman"/>
+          <w:b w:val="0"/>
+          <w:i w:val="0"/>
+          <w:iCs/>
+          <w:sz w:val="21"/>
+        </w:rPr>
+        <w:t xml:space="preserve">图</w:t>
+      </w:r>
+      <w:r>
+        <w:rPr>
+          <w:b w:val="0"/>
+          <w:i w:val="0"/>
+          <w:iCs/>
+          <w:sz w:val="21"/>
+        </w:rPr>
+        <w:t xml:space="preserve"> </w:t>
+      </w:r>
+      <w:r>
+        <w:rPr>
+          <w:rFonts w:hint="eastAsia" w:eastAsia="FangSong" w:ascii="Times New Roman" w:hAnsi="Times New Roman"/>
+          <w:b w:val="0"/>
+          <w:i w:val="0"/>
+          <w:iCs/>
+          <w:sz w:val="21"/>
+        </w:rPr>
+        <w:t xml:space="preserve">自由基链式反应的通用机理。链引发（Initiation）产生第一个自由基，链增长（Propagation）阶段自由基通过抽氢/加成/转移等模式循环再生，链终止（Termination）阶段两个自由基结合消耗活性物种。动力学链长可达</w:t>
+      </w:r>
+      <w:r>
+        <w:rPr>
+          <w:b w:val="0"/>
+          <w:i w:val="0"/>
+          <w:iCs/>
+          <w:sz w:val="21"/>
+        </w:rPr>
+        <w:t xml:space="preserve"> </w:t>
+      </w:r>
+      <w:r>
+        <w:rPr>
+          <w:rFonts w:hint="eastAsia" w:eastAsia="FangSong" w:ascii="Times New Roman" w:hAnsi="Times New Roman"/>
+          <w:b w:val="0"/>
+          <w:i w:val="0"/>
+          <w:iCs/>
+          <w:sz w:val="21"/>
+        </w:rPr>
+        <w:t xml:space="preserve">10³–10⁵（Wikimedia</w:t>
+      </w:r>
+      <w:r>
+        <w:rPr>
+          <w:b w:val="0"/>
+          <w:i w:val="0"/>
+          <w:iCs/>
+          <w:sz w:val="21"/>
+        </w:rPr>
+        <w:t xml:space="preserve"> </w:t>
+      </w:r>
+      <w:r>
+        <w:rPr>
+          <w:rFonts w:hint="eastAsia" w:eastAsia="FangSong" w:ascii="Times New Roman" w:hAnsi="Times New Roman"/>
+          <w:b w:val="0"/>
+          <w:i w:val="0"/>
+          <w:iCs/>
+          <w:sz w:val="21"/>
+        </w:rPr>
+        <w:t xml:space="preserve">Commons）</w:t>
+      </w:r>
+    </w:p>
+    <w:bookmarkStart w:id="17" w:name="引发initiation"/>
     <w:p>
       <w:pPr>
         <w:pStyle w:val="Heading3"/>
@@ -2953,7 +3069,7 @@
           <w:p>
             <w:pPr>
               <w:pStyle w:val="Compact"/>
-              <w:jc w:val="left"/>
+              <w:jc w:val="center"/>
             </w:pPr>
             <w:r>
               <w:rPr>
@@ -2969,7 +3085,7 @@
           <w:p>
             <w:pPr>
               <w:pStyle w:val="Compact"/>
-              <w:jc w:val="left"/>
+              <w:jc w:val="center"/>
             </w:pPr>
             <w:r>
               <w:rPr>
@@ -2985,7 +3101,7 @@
           <w:p>
             <w:pPr>
               <w:pStyle w:val="Compact"/>
-              <w:jc w:val="left"/>
+              <w:jc w:val="center"/>
             </w:pPr>
             <w:r>
               <w:rPr>
@@ -3003,7 +3119,7 @@
           <w:p>
             <w:pPr>
               <w:pStyle w:val="Compact"/>
-              <w:jc w:val="left"/>
+              <w:jc w:val="center"/>
             </w:pPr>
             <w:r>
               <w:rPr>
@@ -3020,7 +3136,7 @@
           <w:p>
             <w:pPr>
               <w:pStyle w:val="Compact"/>
-              <w:jc w:val="left"/>
+              <w:jc w:val="center"/>
             </w:pPr>
             <w:r>
               <w:rPr>
@@ -3041,7 +3157,7 @@
           <w:p>
             <w:pPr>
               <w:pStyle w:val="Compact"/>
-              <w:jc w:val="left"/>
+              <w:jc w:val="center"/>
             </w:pPr>
             <w:r>
               <w:rPr>
@@ -3058,7 +3174,7 @@
           <w:p>
             <w:pPr>
               <w:pStyle w:val="Compact"/>
-              <w:jc w:val="left"/>
+              <w:jc w:val="center"/>
             </w:pPr>
             <w:r>
               <w:rPr>
@@ -3075,7 +3191,7 @@
           <w:p>
             <w:pPr>
               <w:pStyle w:val="Compact"/>
-              <w:jc w:val="left"/>
+              <w:jc w:val="center"/>
             </w:pPr>
             <w:r>
               <w:rPr>
@@ -3096,7 +3212,7 @@
           <w:p>
             <w:pPr>
               <w:pStyle w:val="Compact"/>
-              <w:jc w:val="left"/>
+              <w:jc w:val="center"/>
             </w:pPr>
             <w:r>
               <w:rPr>
@@ -3113,7 +3229,7 @@
           <w:p>
             <w:pPr>
               <w:pStyle w:val="Compact"/>
-              <w:jc w:val="left"/>
+              <w:jc w:val="center"/>
             </w:pPr>
             <w:r>
               <w:rPr>
@@ -3130,7 +3246,7 @@
           <w:p>
             <w:pPr>
               <w:pStyle w:val="Compact"/>
-              <w:jc w:val="left"/>
+              <w:jc w:val="center"/>
             </w:pPr>
             <w:r>
               <w:rPr>
@@ -3145,7 +3261,7 @@
           <w:p>
             <w:pPr>
               <w:pStyle w:val="Compact"/>
-              <w:jc w:val="left"/>
+              <w:jc w:val="center"/>
             </w:pPr>
             <w:r>
               <w:rPr>
@@ -3199,7 +3315,7 @@
           <w:p>
             <w:pPr>
               <w:pStyle w:val="Compact"/>
-              <w:jc w:val="left"/>
+              <w:jc w:val="center"/>
             </w:pPr>
             <w:r>
               <w:rPr>
@@ -3215,7 +3331,7 @@
           <w:p>
             <w:pPr>
               <w:pStyle w:val="Compact"/>
-              <w:jc w:val="left"/>
+              <w:jc w:val="center"/>
             </w:pPr>
             <w:r>
               <w:rPr>
@@ -3247,7 +3363,7 @@
           <w:p>
             <w:pPr>
               <w:pStyle w:val="Compact"/>
-              <w:jc w:val="left"/>
+              <w:jc w:val="center"/>
             </w:pPr>
             <w:r>
               <w:rPr>
@@ -3263,7 +3379,7 @@
           <w:p>
             <w:pPr>
               <w:pStyle w:val="Compact"/>
-              <w:jc w:val="left"/>
+              <w:jc w:val="center"/>
             </w:pPr>
             <w:r>
               <w:rPr>
@@ -3281,7 +3397,7 @@
           <w:p>
             <w:pPr>
               <w:pStyle w:val="Compact"/>
-              <w:jc w:val="left"/>
+              <w:jc w:val="center"/>
             </w:pPr>
             <w:r>
               <w:rPr>
@@ -3298,7 +3414,7 @@
           <w:p>
             <w:pPr>
               <w:pStyle w:val="Compact"/>
-              <w:jc w:val="left"/>
+              <w:jc w:val="center"/>
             </w:pPr>
             <w:r>
               <w:rPr>
@@ -3328,7 +3444,7 @@
           <w:p>
             <w:pPr>
               <w:pStyle w:val="Compact"/>
-              <w:jc w:val="left"/>
+              <w:jc w:val="center"/>
             </w:pPr>
             <w:r>
               <w:rPr>
@@ -3343,7 +3459,7 @@
           <w:p>
             <w:pPr>
               <w:pStyle w:val="Compact"/>
-              <w:jc w:val="left"/>
+              <w:jc w:val="center"/>
             </w:pPr>
             <w:r>
               <w:rPr>
@@ -3372,7 +3488,7 @@
           <w:p>
             <w:pPr>
               <w:pStyle w:val="Compact"/>
-              <w:jc w:val="left"/>
+              <w:jc w:val="center"/>
             </w:pPr>
             <w:r>
               <w:rPr>
@@ -3389,7 +3505,7 @@
           <w:p>
             <w:pPr>
               <w:pStyle w:val="Compact"/>
-              <w:jc w:val="left"/>
+              <w:jc w:val="center"/>
             </w:pPr>
             <w:r>
               <w:rPr>
@@ -3419,7 +3535,7 @@
           <w:p>
             <w:pPr>
               <w:pStyle w:val="Compact"/>
-              <w:jc w:val="left"/>
+              <w:jc w:val="center"/>
             </w:pPr>
             <w:r>
               <w:rPr>
@@ -3434,7 +3550,7 @@
           <w:p>
             <w:pPr>
               <w:pStyle w:val="Compact"/>
-              <w:jc w:val="left"/>
+              <w:jc w:val="center"/>
             </w:pPr>
             <w:r>
               <w:rPr>
@@ -3457,7 +3573,7 @@
           <w:p>
             <w:pPr>
               <w:pStyle w:val="Compact"/>
-              <w:jc w:val="left"/>
+              <w:jc w:val="center"/>
             </w:pPr>
             <w:r>
               <w:rPr>
@@ -3474,7 +3590,7 @@
           <w:p>
             <w:pPr>
               <w:pStyle w:val="Compact"/>
-              <w:jc w:val="left"/>
+              <w:jc w:val="center"/>
             </w:pPr>
             <w:r>
               <w:rPr>
@@ -3504,7 +3620,7 @@
           <w:p>
             <w:pPr>
               <w:pStyle w:val="Compact"/>
-              <w:jc w:val="left"/>
+              <w:jc w:val="center"/>
             </w:pPr>
             <w:r>
               <w:rPr>
@@ -3519,7 +3635,7 @@
           <w:p>
             <w:pPr>
               <w:pStyle w:val="Compact"/>
-              <w:jc w:val="left"/>
+              <w:jc w:val="center"/>
             </w:pPr>
             <w:r>
               <w:rPr>
@@ -3536,7 +3652,7 @@
           <w:p>
             <w:pPr>
               <w:pStyle w:val="Compact"/>
-              <w:jc w:val="left"/>
+              <w:jc w:val="center"/>
             </w:pPr>
             <w:r>
               <w:rPr>
@@ -3553,7 +3669,7 @@
           <w:p>
             <w:pPr>
               <w:pStyle w:val="Compact"/>
-              <w:jc w:val="left"/>
+              <w:jc w:val="center"/>
             </w:pPr>
             <w:r>
               <w:rPr>
@@ -3589,7 +3705,7 @@
           <w:p>
             <w:pPr>
               <w:pStyle w:val="Compact"/>
-              <w:jc w:val="left"/>
+              <w:jc w:val="center"/>
             </w:pPr>
             <w:r>
               <w:rPr>
@@ -3604,7 +3720,7 @@
           <w:p>
             <w:pPr>
               <w:pStyle w:val="Compact"/>
-              <w:jc w:val="left"/>
+              <w:jc w:val="center"/>
             </w:pPr>
             <w:r>
               <w:rPr>
@@ -3616,8 +3732,8 @@
         </w:tc>
       </w:tr>
     </w:tbl>
-    <w:bookmarkEnd w:id="14"/>
-    <w:bookmarkStart w:id="15" w:name="链增长propagation"/>
+    <w:bookmarkEnd w:id="17"/>
+    <w:bookmarkStart w:id="18" w:name="链增长propagation"/>
     <w:p>
       <w:pPr>
         <w:pStyle w:val="Heading3"/>
@@ -3697,7 +3813,7 @@
           <w:p>
             <w:pPr>
               <w:pStyle w:val="Compact"/>
-              <w:jc w:val="left"/>
+              <w:jc w:val="center"/>
             </w:pPr>
             <w:r>
               <w:rPr>
@@ -3713,7 +3829,7 @@
           <w:p>
             <w:pPr>
               <w:pStyle w:val="Compact"/>
-              <w:jc w:val="left"/>
+              <w:jc w:val="center"/>
             </w:pPr>
             <w:r>
               <w:rPr>
@@ -3729,7 +3845,7 @@
           <w:p>
             <w:pPr>
               <w:pStyle w:val="Compact"/>
-              <w:jc w:val="left"/>
+              <w:jc w:val="center"/>
             </w:pPr>
             <w:r>
               <w:rPr>
@@ -3747,7 +3863,7 @@
           <w:p>
             <w:pPr>
               <w:pStyle w:val="Compact"/>
-              <w:jc w:val="left"/>
+              <w:jc w:val="center"/>
             </w:pPr>
             <w:r>
               <w:rPr>
@@ -3780,7 +3896,7 @@
           <w:p>
             <w:pPr>
               <w:pStyle w:val="Compact"/>
-              <w:jc w:val="left"/>
+              <w:jc w:val="center"/>
             </w:pPr>
             <w:r>
               <w:rPr>
@@ -3795,7 +3911,7 @@
           <w:p>
             <w:pPr>
               <w:pStyle w:val="Compact"/>
-              <w:jc w:val="left"/>
+              <w:jc w:val="center"/>
             </w:pPr>
             <w:r>
               <w:rPr>
@@ -3812,7 +3928,7 @@
           <w:p>
             <w:pPr>
               <w:pStyle w:val="Compact"/>
-              <w:jc w:val="left"/>
+              <w:jc w:val="center"/>
             </w:pPr>
             <w:r>
               <w:rPr>
@@ -3829,7 +3945,7 @@
           <w:p>
             <w:pPr>
               <w:pStyle w:val="Compact"/>
-              <w:jc w:val="left"/>
+              <w:jc w:val="center"/>
             </w:pPr>
             <w:r>
               <w:rPr>
@@ -3844,7 +3960,7 @@
           <w:p>
             <w:pPr>
               <w:pStyle w:val="Compact"/>
-              <w:jc w:val="left"/>
+              <w:jc w:val="center"/>
             </w:pPr>
             <w:r>
               <w:rPr>
@@ -3861,7 +3977,7 @@
           <w:p>
             <w:pPr>
               <w:pStyle w:val="Compact"/>
-              <w:jc w:val="left"/>
+              <w:jc w:val="center"/>
             </w:pPr>
             <w:r>
               <w:rPr>
@@ -3878,7 +3994,7 @@
           <w:p>
             <w:pPr>
               <w:pStyle w:val="Compact"/>
-              <w:jc w:val="left"/>
+              <w:jc w:val="center"/>
             </w:pPr>
             <w:r>
               <w:rPr>
@@ -3893,7 +4009,7 @@
           <w:p>
             <w:pPr>
               <w:pStyle w:val="Compact"/>
-              <w:jc w:val="left"/>
+              <w:jc w:val="center"/>
             </w:pPr>
             <w:r>
               <w:rPr>
@@ -3910,7 +4026,7 @@
           <w:p>
             <w:pPr>
               <w:pStyle w:val="Compact"/>
-              <w:jc w:val="left"/>
+              <w:jc w:val="center"/>
             </w:pPr>
             <w:r>
               <w:rPr>
@@ -3927,7 +4043,7 @@
           <w:p>
             <w:pPr>
               <w:pStyle w:val="Compact"/>
-              <w:jc w:val="left"/>
+              <w:jc w:val="center"/>
             </w:pPr>
             <w:r>
               <w:rPr>
@@ -3948,7 +4064,7 @@
           <w:p>
             <w:pPr>
               <w:pStyle w:val="Compact"/>
-              <w:jc w:val="left"/>
+              <w:jc w:val="center"/>
             </w:pPr>
             <w:r>
               <w:rPr>
@@ -3965,7 +4081,7 @@
           <w:p>
             <w:pPr>
               <w:pStyle w:val="Compact"/>
-              <w:jc w:val="left"/>
+              <w:jc w:val="center"/>
             </w:pPr>
             <w:r>
               <w:rPr>
@@ -3982,7 +4098,7 @@
           <w:p>
             <w:pPr>
               <w:pStyle w:val="Compact"/>
-              <w:jc w:val="left"/>
+              <w:jc w:val="center"/>
             </w:pPr>
             <w:r>
               <w:rPr>
@@ -4009,7 +4125,7 @@
           <w:p>
             <w:pPr>
               <w:pStyle w:val="Compact"/>
-              <w:jc w:val="left"/>
+              <w:jc w:val="center"/>
             </w:pPr>
             <w:r>
               <w:rPr>
@@ -4027,8 +4143,8 @@
         </w:tc>
       </w:tr>
     </w:tbl>
-    <w:bookmarkEnd w:id="15"/>
-    <w:bookmarkStart w:id="16" w:name="链终止termination"/>
+    <w:bookmarkEnd w:id="18"/>
+    <w:bookmarkStart w:id="19" w:name="链终止termination"/>
     <w:p>
       <w:pPr>
         <w:pStyle w:val="Heading3"/>
@@ -4075,7 +4191,7 @@
           <w:p>
             <w:pPr>
               <w:pStyle w:val="Compact"/>
-              <w:jc w:val="left"/>
+              <w:jc w:val="center"/>
             </w:pPr>
             <w:r>
               <w:rPr>
@@ -4091,7 +4207,7 @@
           <w:p>
             <w:pPr>
               <w:pStyle w:val="Compact"/>
-              <w:jc w:val="left"/>
+              <w:jc w:val="center"/>
             </w:pPr>
             <w:r>
               <w:rPr>
@@ -4107,7 +4223,7 @@
           <w:p>
             <w:pPr>
               <w:pStyle w:val="Compact"/>
-              <w:jc w:val="left"/>
+              <w:jc w:val="center"/>
             </w:pPr>
             <w:r>
               <w:rPr>
@@ -4125,7 +4241,7 @@
           <w:p>
             <w:pPr>
               <w:pStyle w:val="Compact"/>
-              <w:jc w:val="left"/>
+              <w:jc w:val="center"/>
             </w:pPr>
             <w:r>
               <w:rPr>
@@ -4142,7 +4258,7 @@
           <w:p>
             <w:pPr>
               <w:pStyle w:val="Compact"/>
-              <w:jc w:val="left"/>
+              <w:jc w:val="center"/>
             </w:pPr>
             <w:r>
               <w:rPr>
@@ -4157,7 +4273,7 @@
           <w:p>
             <w:pPr>
               <w:pStyle w:val="Compact"/>
-              <w:jc w:val="left"/>
+              <w:jc w:val="center"/>
             </w:pPr>
             <w:r>
               <w:rPr>
@@ -4186,7 +4302,7 @@
           <w:p>
             <w:pPr>
               <w:pStyle w:val="Compact"/>
-              <w:jc w:val="left"/>
+              <w:jc w:val="center"/>
             </w:pPr>
             <w:r>
               <w:rPr>
@@ -4203,7 +4319,7 @@
           <w:p>
             <w:pPr>
               <w:pStyle w:val="Compact"/>
-              <w:jc w:val="left"/>
+              <w:jc w:val="center"/>
             </w:pPr>
             <w:r>
               <w:rPr>
@@ -4218,7 +4334,7 @@
           <w:p>
             <w:pPr>
               <w:pStyle w:val="Compact"/>
-              <w:jc w:val="left"/>
+              <w:jc w:val="center"/>
             </w:pPr>
             <w:r>
               <w:rPr>
@@ -4325,12 +4441,6 @@
       <w:pPr>
         <w:pStyle w:val="BlockText"/>
       </w:pPr>
-      <w:r>
-        <w:t xml:space="preserve">💡</w:t>
-      </w:r>
-      <w:r>
-        <w:t xml:space="preserve"> </w:t>
-      </w:r>
       <w:r>
         <w:rPr>
           <w:rFonts w:hint="eastAsia" w:eastAsia="SimSun" w:ascii="Times New Roman" w:hAnsi="Times New Roman"/>
@@ -4362,9 +4472,9 @@
         </w:pict>
       </w:r>
     </w:p>
-    <w:bookmarkEnd w:id="16"/>
-    <w:bookmarkEnd w:id="17"/>
-    <w:bookmarkStart w:id="22" w:name="三卤代反应自由基取代的经典入口"/>
+    <w:bookmarkEnd w:id="19"/>
+    <w:bookmarkEnd w:id="20"/>
+    <w:bookmarkStart w:id="25" w:name="三卤代反应自由基取代的经典入口"/>
     <w:p>
       <w:pPr>
         <w:pStyle w:val="Heading2"/>
@@ -4376,7 +4486,7 @@
         <w:t xml:space="preserve">三、卤代反应：自由基取代的经典入口</w:t>
       </w:r>
     </w:p>
-    <w:bookmarkStart w:id="18" w:name="甲烷氯代的完整机理"/>
+    <w:bookmarkStart w:id="21" w:name="甲烷氯代的完整机理"/>
     <w:p>
       <w:pPr>
         <w:pStyle w:val="Heading3"/>
@@ -4597,8 +4707,8 @@
         <w:t xml:space="preserve">(副产物乙烷)</w:t>
       </w:r>
     </w:p>
-    <w:bookmarkEnd w:id="18"/>
-    <w:bookmarkStart w:id="19" w:name="cl₂-与-br₂-选择性对比"/>
+    <w:bookmarkEnd w:id="21"/>
+    <w:bookmarkStart w:id="22" w:name="cl₂-与-br₂-选择性对比"/>
     <w:p>
       <w:pPr>
         <w:pStyle w:val="Heading3"/>
@@ -4661,7 +4771,7 @@
           <w:p>
             <w:pPr>
               <w:pStyle w:val="Compact"/>
-              <w:jc w:val="left"/>
+              <w:jc w:val="center"/>
             </w:pPr>
             <w:r>
               <w:rPr>
@@ -4677,7 +4787,7 @@
           <w:p>
             <w:pPr>
               <w:pStyle w:val="Compact"/>
-              <w:jc w:val="left"/>
+              <w:jc w:val="center"/>
             </w:pPr>
             <w:r>
               <w:rPr>
@@ -4700,7 +4810,7 @@
           <w:p>
             <w:pPr>
               <w:pStyle w:val="Compact"/>
-              <w:jc w:val="left"/>
+              <w:jc w:val="center"/>
             </w:pPr>
             <w:r>
               <w:rPr>
@@ -4725,7 +4835,7 @@
           <w:p>
             <w:pPr>
               <w:pStyle w:val="Compact"/>
-              <w:jc w:val="left"/>
+              <w:jc w:val="center"/>
             </w:pPr>
             <w:r>
               <w:rPr>
@@ -4740,7 +4850,7 @@
           <w:p>
             <w:pPr>
               <w:pStyle w:val="Compact"/>
-              <w:jc w:val="left"/>
+              <w:jc w:val="center"/>
             </w:pPr>
             <w:r>
               <w:rPr>
@@ -4767,7 +4877,7 @@
           <w:p>
             <w:pPr>
               <w:pStyle w:val="Compact"/>
-              <w:jc w:val="left"/>
+              <w:jc w:val="center"/>
             </w:pPr>
             <w:r>
               <w:rPr>
@@ -4796,7 +4906,7 @@
           <w:p>
             <w:pPr>
               <w:pStyle w:val="Compact"/>
-              <w:jc w:val="left"/>
+              <w:jc w:val="center"/>
             </w:pPr>
             <w:r>
               <w:rPr>
@@ -4817,7 +4927,7 @@
           <w:p>
             <w:pPr>
               <w:pStyle w:val="Compact"/>
-              <w:jc w:val="left"/>
+              <w:jc w:val="center"/>
             </w:pPr>
             <w:r>
               <w:rPr>
@@ -4832,7 +4942,7 @@
           <w:p>
             <w:pPr>
               <w:pStyle w:val="Compact"/>
-              <w:jc w:val="left"/>
+              <w:jc w:val="center"/>
             </w:pPr>
             <w:r>
               <w:rPr>
@@ -4849,7 +4959,7 @@
           <w:p>
             <w:pPr>
               <w:pStyle w:val="Compact"/>
-              <w:jc w:val="left"/>
+              <w:jc w:val="center"/>
             </w:pPr>
             <w:r>
               <w:rPr>
@@ -4864,7 +4974,7 @@
           <w:p>
             <w:pPr>
               <w:pStyle w:val="Compact"/>
-              <w:jc w:val="left"/>
+              <w:jc w:val="center"/>
             </w:pPr>
             <w:r>
               <w:rPr>
@@ -4879,7 +4989,7 @@
           <w:p>
             <w:pPr>
               <w:pStyle w:val="Compact"/>
-              <w:jc w:val="left"/>
+              <w:jc w:val="center"/>
             </w:pPr>
             <w:r>
               <w:rPr>
@@ -4898,7 +5008,7 @@
           <w:p>
             <w:pPr>
               <w:pStyle w:val="Compact"/>
-              <w:jc w:val="left"/>
+              <w:jc w:val="center"/>
             </w:pPr>
             <w:r>
               <w:rPr>
@@ -4937,7 +5047,7 @@
           <w:p>
             <w:pPr>
               <w:pStyle w:val="Compact"/>
-              <w:jc w:val="left"/>
+              <w:jc w:val="center"/>
             </w:pPr>
             <w:r>
               <w:rPr>
@@ -4958,7 +5068,7 @@
           <w:p>
             <w:pPr>
               <w:pStyle w:val="Compact"/>
-              <w:jc w:val="left"/>
+              <w:jc w:val="center"/>
             </w:pPr>
             <w:r>
               <w:rPr>
@@ -4975,7 +5085,7 @@
           <w:p>
             <w:pPr>
               <w:pStyle w:val="Compact"/>
-              <w:jc w:val="left"/>
+              <w:jc w:val="center"/>
             </w:pPr>
             <w:r>
               <w:rPr>
@@ -4990,7 +5100,7 @@
           <w:p>
             <w:pPr>
               <w:pStyle w:val="Compact"/>
-              <w:jc w:val="left"/>
+              <w:jc w:val="center"/>
             </w:pPr>
             <w:r>
               <w:rPr>
@@ -5017,7 +5127,7 @@
           <w:p>
             <w:pPr>
               <w:pStyle w:val="Compact"/>
-              <w:jc w:val="left"/>
+              <w:jc w:val="center"/>
             </w:pPr>
             <w:r>
               <w:rPr>
@@ -5281,8 +5391,8 @@
         <w:t xml:space="preserve">选择性高</w:t>
       </w:r>
     </w:p>
-    <w:bookmarkEnd w:id="19"/>
-    <w:bookmarkStart w:id="20" w:name="一卤代产物分布计算"/>
+    <w:bookmarkEnd w:id="22"/>
+    <w:bookmarkStart w:id="23" w:name="一卤代产物分布计算"/>
     <w:p>
       <w:pPr>
         <w:pStyle w:val="Heading3"/>
@@ -5879,12 +5989,6 @@
         <w:pStyle w:val="BlockText"/>
       </w:pPr>
       <w:r>
-        <w:t xml:space="preserve">💡</w:t>
-      </w:r>
-      <w:r>
-        <w:t xml:space="preserve"> </w:t>
-      </w:r>
-      <w:r>
         <w:rPr>
           <w:rFonts w:hint="eastAsia" w:eastAsia="SimSun" w:ascii="Times New Roman" w:hAnsi="Times New Roman"/>
           <w:b/>
@@ -5968,8 +6072,8 @@
         <w:t xml:space="preserve">处（如果有的话）。</w:t>
       </w:r>
     </w:p>
-    <w:bookmarkEnd w:id="20"/>
-    <w:bookmarkStart w:id="21" w:name="四种卤素的反应特征"/>
+    <w:bookmarkEnd w:id="23"/>
+    <w:bookmarkStart w:id="24" w:name="四种卤素的反应特征"/>
     <w:p>
       <w:pPr>
         <w:pStyle w:val="Heading3"/>
@@ -6070,7 +6174,7 @@
           <w:p>
             <w:pPr>
               <w:pStyle w:val="Compact"/>
-              <w:jc w:val="left"/>
+              <w:jc w:val="center"/>
             </w:pPr>
             <w:r>
               <w:rPr>
@@ -6154,7 +6258,7 @@
           <w:p>
             <w:pPr>
               <w:pStyle w:val="Compact"/>
-              <w:jc w:val="left"/>
+              <w:jc w:val="center"/>
             </w:pPr>
             <w:r>
               <w:rPr>
@@ -6231,7 +6335,7 @@
           <w:p>
             <w:pPr>
               <w:pStyle w:val="Compact"/>
-              <w:jc w:val="left"/>
+              <w:jc w:val="center"/>
             </w:pPr>
             <w:r>
               <w:rPr>
@@ -6310,7 +6414,7 @@
           <w:p>
             <w:pPr>
               <w:pStyle w:val="Compact"/>
-              <w:jc w:val="left"/>
+              <w:jc w:val="center"/>
             </w:pPr>
             <w:r>
               <w:rPr>
@@ -6393,7 +6497,7 @@
           <w:p>
             <w:pPr>
               <w:pStyle w:val="Compact"/>
-              <w:jc w:val="left"/>
+              <w:jc w:val="center"/>
             </w:pPr>
             <w:r>
               <w:rPr>
@@ -6424,9 +6528,9 @@
         </w:pict>
       </w:r>
     </w:p>
-    <w:bookmarkEnd w:id="21"/>
-    <w:bookmarkEnd w:id="22"/>
-    <w:bookmarkStart w:id="28" w:name="四过氧化物效应自由基改写区域选择性"/>
+    <w:bookmarkEnd w:id="24"/>
+    <w:bookmarkEnd w:id="25"/>
+    <w:bookmarkStart w:id="31" w:name="四过氧化物效应自由基改写区域选择性"/>
     <w:p>
       <w:pPr>
         <w:pStyle w:val="Heading2"/>
@@ -6438,7 +6542,7 @@
         <w:t xml:space="preserve">四、过氧化物效应：自由基改写区域选择性</w:t>
       </w:r>
     </w:p>
-    <w:bookmarkStart w:id="23" w:name="什么是过氧化物效应"/>
+    <w:bookmarkStart w:id="26" w:name="什么是过氧化物效应"/>
     <w:p>
       <w:pPr>
         <w:pStyle w:val="Heading3"/>
@@ -6543,8 +6647,8 @@
         <w:t xml:space="preserve">决定。</w:t>
       </w:r>
     </w:p>
-    <w:bookmarkEnd w:id="23"/>
-    <w:bookmarkStart w:id="24" w:name="完整机理以丙烯-hbrroor-为例"/>
+    <w:bookmarkEnd w:id="26"/>
+    <w:bookmarkStart w:id="27" w:name="完整机理以丙烯-hbrroor-为例"/>
     <w:p>
       <w:pPr>
         <w:pStyle w:val="Heading3"/>
@@ -6786,8 +6890,8 @@
         <w:t xml:space="preserve">R· + Br· → R-Br</w:t>
       </w:r>
     </w:p>
-    <w:bookmarkEnd w:id="24"/>
-    <w:bookmarkStart w:id="25" w:name="区域选择性来源自由基稳定性"/>
+    <w:bookmarkEnd w:id="27"/>
+    <w:bookmarkStart w:id="28" w:name="区域选择性来源自由基稳定性"/>
     <w:p>
       <w:pPr>
         <w:pStyle w:val="Heading3"/>
@@ -6824,7 +6928,7 @@
           <w:p>
             <w:pPr>
               <w:pStyle w:val="Compact"/>
-              <w:jc w:val="left"/>
+              <w:jc w:val="center"/>
             </w:pPr>
             <w:r>
               <w:rPr>
@@ -6840,7 +6944,7 @@
           <w:p>
             <w:pPr>
               <w:pStyle w:val="Compact"/>
-              <w:jc w:val="left"/>
+              <w:jc w:val="center"/>
             </w:pPr>
             <w:r>
               <w:rPr>
@@ -6890,7 +6994,7 @@
           <w:p>
             <w:pPr>
               <w:pStyle w:val="Compact"/>
-              <w:jc w:val="left"/>
+              <w:jc w:val="center"/>
             </w:pPr>
             <w:r>
               <w:rPr>
@@ -6923,7 +7027,7 @@
           <w:p>
             <w:pPr>
               <w:pStyle w:val="Compact"/>
-              <w:jc w:val="left"/>
+              <w:jc w:val="center"/>
             </w:pPr>
             <w:r>
               <w:rPr>
@@ -6986,7 +7090,7 @@
           <w:p>
             <w:pPr>
               <w:pStyle w:val="Compact"/>
-              <w:jc w:val="left"/>
+              <w:jc w:val="center"/>
             </w:pPr>
             <w:r>
               <w:rPr>
@@ -7019,7 +7123,7 @@
           <w:p>
             <w:pPr>
               <w:pStyle w:val="Compact"/>
-              <w:jc w:val="left"/>
+              <w:jc w:val="center"/>
             </w:pPr>
             <w:r>
               <w:rPr>
@@ -7112,8 +7216,8 @@
         <w:t xml:space="preserve">反马氏产物。</w:t>
       </w:r>
     </w:p>
-    <w:bookmarkEnd w:id="25"/>
-    <w:bookmarkStart w:id="26" w:name="为什么只有-hbr-有过氧化物效应"/>
+    <w:bookmarkEnd w:id="28"/>
+    <w:bookmarkStart w:id="29" w:name="为什么只有-hbr-有过氧化物效应"/>
     <w:p>
       <w:pPr>
         <w:pStyle w:val="Heading3"/>
@@ -7245,7 +7349,7 @@
           <w:p>
             <w:pPr>
               <w:pStyle w:val="Compact"/>
-              <w:jc w:val="left"/>
+              <w:jc w:val="center"/>
             </w:pPr>
             <w:r>
               <w:rPr>
@@ -7325,7 +7429,7 @@
           <w:p>
             <w:pPr>
               <w:pStyle w:val="Compact"/>
-              <w:jc w:val="left"/>
+              <w:jc w:val="center"/>
             </w:pPr>
             <w:r>
               <w:rPr>
@@ -7416,7 +7520,7 @@
           <w:p>
             <w:pPr>
               <w:pStyle w:val="Compact"/>
-              <w:jc w:val="left"/>
+              <w:jc w:val="center"/>
             </w:pPr>
             <w:r>
               <w:rPr>
@@ -7533,7 +7637,7 @@
           <w:p>
             <w:pPr>
               <w:pStyle w:val="Compact"/>
-              <w:jc w:val="left"/>
+              <w:jc w:val="center"/>
             </w:pPr>
             <w:r>
               <w:rPr>
@@ -7644,7 +7748,7 @@
           <w:p>
             <w:pPr>
               <w:pStyle w:val="Compact"/>
-              <w:jc w:val="left"/>
+              <w:jc w:val="center"/>
             </w:pPr>
             <w:r>
               <w:rPr>
@@ -7679,12 +7783,6 @@
         <w:pStyle w:val="BlockText"/>
       </w:pPr>
       <w:r>
-        <w:t xml:space="preserve">⚠️</w:t>
-      </w:r>
-      <w:r>
-        <w:t xml:space="preserve"> </w:t>
-      </w:r>
-      <w:r>
         <w:rPr>
           <w:rFonts w:hint="eastAsia" w:eastAsia="SimSun" w:ascii="Times New Roman" w:hAnsi="Times New Roman"/>
           <w:b/>
@@ -7755,8 +7853,8 @@
         <w:t xml:space="preserve">I，不要写反马氏产物。</w:t>
       </w:r>
     </w:p>
-    <w:bookmarkEnd w:id="26"/>
-    <w:bookmarkStart w:id="27" w:name="三种反马氏方法的对比"/>
+    <w:bookmarkEnd w:id="29"/>
+    <w:bookmarkStart w:id="30" w:name="三种反马氏方法的对比"/>
     <w:p>
       <w:pPr>
         <w:pStyle w:val="Heading3"/>
@@ -7794,7 +7892,7 @@
           <w:p>
             <w:pPr>
               <w:pStyle w:val="Compact"/>
-              <w:jc w:val="left"/>
+              <w:jc w:val="center"/>
             </w:pPr>
             <w:r>
               <w:rPr>
@@ -7810,7 +7908,7 @@
           <w:p>
             <w:pPr>
               <w:pStyle w:val="Compact"/>
-              <w:jc w:val="left"/>
+              <w:jc w:val="center"/>
             </w:pPr>
             <w:r>
               <w:rPr>
@@ -7826,7 +7924,7 @@
           <w:p>
             <w:pPr>
               <w:pStyle w:val="Compact"/>
-              <w:jc w:val="left"/>
+              <w:jc w:val="center"/>
             </w:pPr>
             <w:r>
               <w:rPr>
@@ -7842,7 +7940,7 @@
           <w:p>
             <w:pPr>
               <w:pStyle w:val="Compact"/>
-              <w:jc w:val="left"/>
+              <w:jc w:val="center"/>
             </w:pPr>
             <w:r>
               <w:rPr>
@@ -7876,7 +7974,7 @@
           <w:p>
             <w:pPr>
               <w:pStyle w:val="Compact"/>
-              <w:jc w:val="left"/>
+              <w:jc w:val="center"/>
             </w:pPr>
             <w:r>
               <w:rPr>
@@ -7893,7 +7991,7 @@
           <w:p>
             <w:pPr>
               <w:pStyle w:val="Compact"/>
-              <w:jc w:val="left"/>
+              <w:jc w:val="center"/>
             </w:pPr>
             <w:r>
               <w:rPr>
@@ -7908,7 +8006,7 @@
           <w:p>
             <w:pPr>
               <w:pStyle w:val="Compact"/>
-              <w:jc w:val="left"/>
+              <w:jc w:val="center"/>
             </w:pPr>
             <w:r>
               <w:rPr>
@@ -7923,7 +8021,7 @@
           <w:p>
             <w:pPr>
               <w:pStyle w:val="Compact"/>
-              <w:jc w:val="left"/>
+              <w:jc w:val="center"/>
             </w:pPr>
             <w:r>
               <w:rPr>
@@ -7955,7 +8053,7 @@
           <w:p>
             <w:pPr>
               <w:pStyle w:val="Compact"/>
-              <w:jc w:val="left"/>
+              <w:jc w:val="center"/>
             </w:pPr>
             <w:r>
               <w:rPr>
@@ -7972,7 +8070,7 @@
           <w:p>
             <w:pPr>
               <w:pStyle w:val="Compact"/>
-              <w:jc w:val="left"/>
+              <w:jc w:val="center"/>
             </w:pPr>
             <w:r>
               <w:rPr>
@@ -7987,7 +8085,7 @@
           <w:p>
             <w:pPr>
               <w:pStyle w:val="Compact"/>
-              <w:jc w:val="left"/>
+              <w:jc w:val="center"/>
             </w:pPr>
             <w:r>
               <w:rPr>
@@ -8002,7 +8100,7 @@
           <w:p>
             <w:pPr>
               <w:pStyle w:val="Compact"/>
-              <w:jc w:val="left"/>
+              <w:jc w:val="center"/>
             </w:pPr>
             <w:r>
               <w:rPr>
@@ -8036,7 +8134,7 @@
           <w:p>
             <w:pPr>
               <w:pStyle w:val="Compact"/>
-              <w:jc w:val="left"/>
+              <w:jc w:val="center"/>
             </w:pPr>
             <w:r>
               <w:rPr>
@@ -8059,7 +8157,7 @@
           <w:p>
             <w:pPr>
               <w:pStyle w:val="Compact"/>
-              <w:jc w:val="left"/>
+              <w:jc w:val="center"/>
             </w:pPr>
             <w:r>
               <w:rPr>
@@ -8074,7 +8172,7 @@
           <w:p>
             <w:pPr>
               <w:pStyle w:val="Compact"/>
-              <w:jc w:val="left"/>
+              <w:jc w:val="center"/>
             </w:pPr>
             <w:r>
               <w:rPr>
@@ -8089,7 +8187,7 @@
           <w:p>
             <w:pPr>
               <w:pStyle w:val="Compact"/>
-              <w:jc w:val="left"/>
+              <w:jc w:val="center"/>
             </w:pPr>
             <w:r>
               <w:rPr>
@@ -8123,9 +8221,9 @@
         </w:pict>
       </w:r>
     </w:p>
-    <w:bookmarkEnd w:id="27"/>
-    <w:bookmarkEnd w:id="28"/>
-    <w:bookmarkStart w:id="34" w:name="五nbs-与烯丙位苄位溴代"/>
+    <w:bookmarkEnd w:id="30"/>
+    <w:bookmarkEnd w:id="31"/>
+    <w:bookmarkStart w:id="37" w:name="五nbs-与烯丙位苄位溴代"/>
     <w:p>
       <w:pPr>
         <w:pStyle w:val="Heading2"/>
@@ -8146,7 +8244,7 @@
         <w:t xml:space="preserve">与烯丙位/苄位溴代</w:t>
       </w:r>
     </w:p>
-    <w:bookmarkStart w:id="29" w:name="nbs-是什么"/>
+    <w:bookmarkStart w:id="32" w:name="nbs-是什么"/>
     <w:p>
       <w:pPr>
         <w:pStyle w:val="Heading3"/>
@@ -8253,8 +8351,8 @@
         <w:t xml:space="preserve">的间接来源。</w:t>
       </w:r>
     </w:p>
-    <w:bookmarkEnd w:id="29"/>
-    <w:bookmarkStart w:id="30" w:name="nbs-的独特角色低浓度-br₂-维持器"/>
+    <w:bookmarkEnd w:id="32"/>
+    <w:bookmarkStart w:id="33" w:name="nbs-的独特角色低浓度-br₂-维持器"/>
     <w:p>
       <w:pPr>
         <w:pStyle w:val="Heading3"/>
@@ -8419,7 +8517,7 @@
           <w:p>
             <w:pPr>
               <w:pStyle w:val="Compact"/>
-              <w:jc w:val="left"/>
+              <w:jc w:val="center"/>
             </w:pPr>
             <w:r>
               <w:rPr>
@@ -8458,7 +8556,7 @@
           <w:p>
             <w:pPr>
               <w:pStyle w:val="Compact"/>
-              <w:jc w:val="left"/>
+              <w:jc w:val="center"/>
             </w:pPr>
             <w:r>
               <w:rPr>
@@ -8474,7 +8572,7 @@
           <w:p>
             <w:pPr>
               <w:pStyle w:val="Compact"/>
-              <w:jc w:val="left"/>
+              <w:jc w:val="center"/>
             </w:pPr>
             <w:r>
               <w:rPr>
@@ -8492,7 +8590,7 @@
           <w:p>
             <w:pPr>
               <w:pStyle w:val="Compact"/>
-              <w:jc w:val="left"/>
+              <w:jc w:val="center"/>
             </w:pPr>
             <w:r>
               <w:rPr>
@@ -8528,7 +8626,7 @@
           <w:p>
             <w:pPr>
               <w:pStyle w:val="Compact"/>
-              <w:jc w:val="left"/>
+              <w:jc w:val="center"/>
             </w:pPr>
             <w:r>
               <w:rPr>
@@ -8545,7 +8643,7 @@
           <w:p>
             <w:pPr>
               <w:pStyle w:val="Compact"/>
-              <w:jc w:val="left"/>
+              <w:jc w:val="center"/>
             </w:pPr>
             <w:r>
               <w:rPr>
@@ -8562,7 +8660,7 @@
           <w:p>
             <w:pPr>
               <w:pStyle w:val="Compact"/>
-              <w:jc w:val="left"/>
+              <w:jc w:val="center"/>
             </w:pPr>
             <w:r>
               <w:rPr>
@@ -8598,7 +8696,7 @@
           <w:p>
             <w:pPr>
               <w:pStyle w:val="Compact"/>
-              <w:jc w:val="left"/>
+              <w:jc w:val="center"/>
             </w:pPr>
             <w:r>
               <w:rPr>
@@ -8613,7 +8711,7 @@
           <w:p>
             <w:pPr>
               <w:pStyle w:val="Compact"/>
-              <w:jc w:val="left"/>
+              <w:jc w:val="center"/>
             </w:pPr>
             <w:r>
               <w:rPr>
@@ -8683,8 +8781,8 @@
         <w:t xml:space="preserve">。</w:t>
       </w:r>
     </w:p>
-    <w:bookmarkEnd w:id="30"/>
-    <w:bookmarkStart w:id="31" w:name="nbs-烯丙位溴代的完整机理"/>
+    <w:bookmarkEnd w:id="33"/>
+    <w:bookmarkStart w:id="34" w:name="nbs-烯丙位溴代的完整机理"/>
     <w:p>
       <w:pPr>
         <w:pStyle w:val="Heading3"/>
@@ -9039,8 +9137,8 @@
         <w:t xml:space="preserve">Br₂，循环）</w:t>
       </w:r>
     </w:p>
-    <w:bookmarkEnd w:id="31"/>
-    <w:bookmarkStart w:id="32" w:name="nbs-的条件与产物"/>
+    <w:bookmarkEnd w:id="34"/>
+    <w:bookmarkStart w:id="35" w:name="nbs-的条件与产物"/>
     <w:p>
       <w:pPr>
         <w:pStyle w:val="Heading3"/>
@@ -9075,7 +9173,7 @@
           <w:p>
             <w:pPr>
               <w:pStyle w:val="Compact"/>
-              <w:jc w:val="left"/>
+              <w:jc w:val="center"/>
             </w:pPr>
             <w:r>
               <w:rPr>
@@ -9091,7 +9189,7 @@
           <w:p>
             <w:pPr>
               <w:pStyle w:val="Compact"/>
-              <w:jc w:val="left"/>
+              <w:jc w:val="center"/>
             </w:pPr>
             <w:r>
               <w:rPr>
@@ -9107,7 +9205,7 @@
           <w:p>
             <w:pPr>
               <w:pStyle w:val="Compact"/>
-              <w:jc w:val="left"/>
+              <w:jc w:val="center"/>
             </w:pPr>
             <w:r>
               <w:rPr>
@@ -9125,7 +9223,7 @@
           <w:p>
             <w:pPr>
               <w:pStyle w:val="Compact"/>
-              <w:jc w:val="left"/>
+              <w:jc w:val="center"/>
             </w:pPr>
             <w:r>
               <w:rPr>
@@ -9140,7 +9238,7 @@
           <w:p>
             <w:pPr>
               <w:pStyle w:val="Compact"/>
-              <w:jc w:val="left"/>
+              <w:jc w:val="center"/>
             </w:pPr>
             <w:r>
               <w:rPr>
@@ -9155,7 +9253,7 @@
           <w:p>
             <w:pPr>
               <w:pStyle w:val="Compact"/>
-              <w:jc w:val="left"/>
+              <w:jc w:val="center"/>
             </w:pPr>
             <w:r>
               <w:rPr>
@@ -9172,7 +9270,7 @@
           <w:p>
             <w:pPr>
               <w:pStyle w:val="Compact"/>
-              <w:jc w:val="left"/>
+              <w:jc w:val="center"/>
             </w:pPr>
             <w:r>
               <w:rPr>
@@ -9187,7 +9285,7 @@
           <w:p>
             <w:pPr>
               <w:pStyle w:val="Compact"/>
-              <w:jc w:val="left"/>
+              <w:jc w:val="center"/>
             </w:pPr>
             <w:r>
               <w:rPr>
@@ -9202,7 +9300,7 @@
           <w:p>
             <w:pPr>
               <w:pStyle w:val="Compact"/>
-              <w:jc w:val="left"/>
+              <w:jc w:val="center"/>
             </w:pPr>
             <w:r>
               <w:rPr>
@@ -9219,7 +9317,7 @@
           <w:p>
             <w:pPr>
               <w:pStyle w:val="Compact"/>
-              <w:jc w:val="left"/>
+              <w:jc w:val="center"/>
             </w:pPr>
             <w:r>
               <w:rPr>
@@ -9234,7 +9332,7 @@
           <w:p>
             <w:pPr>
               <w:pStyle w:val="Compact"/>
-              <w:jc w:val="left"/>
+              <w:jc w:val="center"/>
             </w:pPr>
             <w:r>
               <w:rPr>
@@ -9249,7 +9347,7 @@
           <w:p>
             <w:pPr>
               <w:pStyle w:val="Compact"/>
-              <w:jc w:val="left"/>
+              <w:jc w:val="center"/>
             </w:pPr>
             <w:r>
               <w:rPr>
@@ -9266,7 +9364,7 @@
           <w:p>
             <w:pPr>
               <w:pStyle w:val="Compact"/>
-              <w:jc w:val="left"/>
+              <w:jc w:val="center"/>
             </w:pPr>
             <w:r>
               <w:rPr>
@@ -9299,7 +9397,7 @@
           <w:p>
             <w:pPr>
               <w:pStyle w:val="Compact"/>
-              <w:jc w:val="left"/>
+              <w:jc w:val="center"/>
             </w:pPr>
             <w:r>
               <w:rPr>
@@ -9314,7 +9412,7 @@
           <w:p>
             <w:pPr>
               <w:pStyle w:val="Compact"/>
-              <w:jc w:val="left"/>
+              <w:jc w:val="center"/>
             </w:pPr>
             <w:r>
               <w:rPr>
@@ -9331,12 +9429,6 @@
         <w:pStyle w:val="BlockText"/>
       </w:pPr>
       <w:r>
-        <w:t xml:space="preserve">⚠️</w:t>
-      </w:r>
-      <w:r>
-        <w:t xml:space="preserve"> </w:t>
-      </w:r>
-      <w:r>
         <w:rPr>
           <w:rFonts w:hint="eastAsia" w:eastAsia="SimSun" w:ascii="Times New Roman" w:hAnsi="Times New Roman"/>
           <w:b/>
@@ -9383,8 +9475,8 @@
         <w:t xml:space="preserve">优先判断为烯丙位/苄位取代，而非双键加成。</w:t>
       </w:r>
     </w:p>
-    <w:bookmarkEnd w:id="32"/>
-    <w:bookmarkStart w:id="33" w:name="位点选择性烯丙基-苄基-叔-仲-伯"/>
+    <w:bookmarkEnd w:id="35"/>
+    <w:bookmarkStart w:id="36" w:name="位点选择性烯丙基-苄基-叔-仲-伯"/>
     <w:p>
       <w:pPr>
         <w:pStyle w:val="Heading3"/>
@@ -9483,7 +9575,7 @@
           <w:p>
             <w:pPr>
               <w:pStyle w:val="Compact"/>
-              <w:jc w:val="left"/>
+              <w:jc w:val="center"/>
             </w:pPr>
             <w:r>
               <w:rPr>
@@ -9522,7 +9614,7 @@
           <w:p>
             <w:pPr>
               <w:pStyle w:val="Compact"/>
-              <w:jc w:val="left"/>
+              <w:jc w:val="center"/>
             </w:pPr>
             <w:r>
               <w:rPr>
@@ -9540,7 +9632,7 @@
           <w:p>
             <w:pPr>
               <w:pStyle w:val="Compact"/>
-              <w:jc w:val="left"/>
+              <w:jc w:val="center"/>
             </w:pPr>
             <w:r>
               <w:rPr>
@@ -9576,7 +9668,7 @@
           <w:p>
             <w:pPr>
               <w:pStyle w:val="Compact"/>
-              <w:jc w:val="left"/>
+              <w:jc w:val="center"/>
             </w:pPr>
             <w:r>
               <w:rPr>
@@ -9593,7 +9685,7 @@
           <w:p>
             <w:pPr>
               <w:pStyle w:val="Compact"/>
-              <w:jc w:val="left"/>
+              <w:jc w:val="center"/>
             </w:pPr>
             <w:r>
               <w:rPr>
@@ -9629,7 +9721,7 @@
           <w:p>
             <w:pPr>
               <w:pStyle w:val="Compact"/>
-              <w:jc w:val="left"/>
+              <w:jc w:val="center"/>
             </w:pPr>
             <w:r>
               <w:rPr>
@@ -9646,7 +9738,7 @@
           <w:p>
             <w:pPr>
               <w:pStyle w:val="Compact"/>
-              <w:jc w:val="left"/>
+              <w:jc w:val="center"/>
             </w:pPr>
             <w:r>
               <w:rPr>
@@ -9682,7 +9774,7 @@
           <w:p>
             <w:pPr>
               <w:pStyle w:val="Compact"/>
-              <w:jc w:val="left"/>
+              <w:jc w:val="center"/>
             </w:pPr>
             <w:r>
               <w:rPr>
@@ -9699,7 +9791,7 @@
           <w:p>
             <w:pPr>
               <w:pStyle w:val="Compact"/>
-              <w:jc w:val="left"/>
+              <w:jc w:val="center"/>
             </w:pPr>
             <w:r>
               <w:rPr>
@@ -9735,7 +9827,7 @@
           <w:p>
             <w:pPr>
               <w:pStyle w:val="Compact"/>
-              <w:jc w:val="left"/>
+              <w:jc w:val="center"/>
             </w:pPr>
             <w:r>
               <w:rPr>
@@ -9752,7 +9844,7 @@
           <w:p>
             <w:pPr>
               <w:pStyle w:val="Compact"/>
-              <w:jc w:val="left"/>
+              <w:jc w:val="center"/>
             </w:pPr>
             <w:r>
               <w:rPr>
@@ -9788,7 +9880,7 @@
           <w:p>
             <w:pPr>
               <w:pStyle w:val="Compact"/>
-              <w:jc w:val="left"/>
+              <w:jc w:val="center"/>
             </w:pPr>
             <w:r>
               <w:rPr>
@@ -9911,9 +10003,9 @@
         </w:pict>
       </w:r>
     </w:p>
-    <w:bookmarkEnd w:id="33"/>
-    <w:bookmarkEnd w:id="34"/>
-    <w:bookmarkStart w:id="35" w:name="六自由基聚合要点"/>
+    <w:bookmarkEnd w:id="36"/>
+    <w:bookmarkEnd w:id="37"/>
+    <w:bookmarkStart w:id="38" w:name="六自由基聚合要点"/>
     <w:p>
       <w:pPr>
         <w:pStyle w:val="Heading2"/>
@@ -9991,8 +10083,8 @@
         </w:pict>
       </w:r>
     </w:p>
-    <w:bookmarkEnd w:id="35"/>
-    <w:bookmarkStart w:id="36" w:name="七自由基稳定化的电子效应总结"/>
+    <w:bookmarkEnd w:id="38"/>
+    <w:bookmarkStart w:id="39" w:name="七自由基稳定化的电子效应总结"/>
     <w:p>
       <w:pPr>
         <w:pStyle w:val="Heading2"/>
@@ -10027,7 +10119,7 @@
           <w:p>
             <w:pPr>
               <w:pStyle w:val="Compact"/>
-              <w:jc w:val="left"/>
+              <w:jc w:val="center"/>
             </w:pPr>
             <w:r>
               <w:rPr>
@@ -10043,7 +10135,7 @@
           <w:p>
             <w:pPr>
               <w:pStyle w:val="Compact"/>
-              <w:jc w:val="left"/>
+              <w:jc w:val="center"/>
             </w:pPr>
             <w:r>
               <w:rPr>
@@ -10091,7 +10183,7 @@
           <w:p>
             <w:pPr>
               <w:pStyle w:val="Compact"/>
-              <w:jc w:val="left"/>
+              <w:jc w:val="center"/>
             </w:pPr>
             <w:r>
               <w:rPr>
@@ -10109,7 +10201,7 @@
           <w:p>
             <w:pPr>
               <w:pStyle w:val="Compact"/>
-              <w:jc w:val="left"/>
+              <w:jc w:val="center"/>
             </w:pPr>
             <w:r>
               <w:rPr>
@@ -10126,7 +10218,7 @@
           <w:p>
             <w:pPr>
               <w:pStyle w:val="Compact"/>
-              <w:jc w:val="left"/>
+              <w:jc w:val="center"/>
             </w:pPr>
             <w:r>
               <w:rPr>
@@ -10189,7 +10281,7 @@
           <w:p>
             <w:pPr>
               <w:pStyle w:val="Compact"/>
-              <w:jc w:val="left"/>
+              <w:jc w:val="center"/>
             </w:pPr>
             <w:r>
               <w:rPr>
@@ -10206,7 +10298,7 @@
           <w:p>
             <w:pPr>
               <w:pStyle w:val="Compact"/>
-              <w:jc w:val="left"/>
+              <w:jc w:val="center"/>
             </w:pPr>
             <w:r>
               <w:rPr>
@@ -10223,7 +10315,7 @@
           <w:p>
             <w:pPr>
               <w:pStyle w:val="Compact"/>
-              <w:jc w:val="left"/>
+              <w:jc w:val="center"/>
             </w:pPr>
             <w:r>
               <w:rPr>
@@ -10298,7 +10390,7 @@
           <w:p>
             <w:pPr>
               <w:pStyle w:val="Compact"/>
-              <w:jc w:val="left"/>
+              <w:jc w:val="center"/>
             </w:pPr>
             <w:r>
               <w:rPr>
@@ -10339,7 +10431,7 @@
           <w:p>
             <w:pPr>
               <w:pStyle w:val="Compact"/>
-              <w:jc w:val="left"/>
+              <w:jc w:val="center"/>
             </w:pPr>
             <w:r>
               <w:rPr>
@@ -10356,7 +10448,7 @@
           <w:p>
             <w:pPr>
               <w:pStyle w:val="Compact"/>
-              <w:jc w:val="left"/>
+              <w:jc w:val="center"/>
             </w:pPr>
             <w:r>
               <w:rPr>
@@ -10413,7 +10505,7 @@
           <w:p>
             <w:pPr>
               <w:pStyle w:val="Compact"/>
-              <w:jc w:val="left"/>
+              <w:jc w:val="center"/>
             </w:pPr>
             <w:r>
               <w:rPr>
@@ -10430,7 +10522,7 @@
           <w:p>
             <w:pPr>
               <w:pStyle w:val="Compact"/>
-              <w:jc w:val="left"/>
+              <w:jc w:val="center"/>
             </w:pPr>
             <w:r>
               <w:rPr>
@@ -10447,7 +10539,7 @@
           <w:p>
             <w:pPr>
               <w:pStyle w:val="Compact"/>
-              <w:jc w:val="left"/>
+              <w:jc w:val="center"/>
             </w:pPr>
             <w:r>
               <w:rPr>
@@ -10494,7 +10586,7 @@
           <w:p>
             <w:pPr>
               <w:pStyle w:val="Compact"/>
-              <w:jc w:val="left"/>
+              <w:jc w:val="center"/>
             </w:pPr>
             <w:r>
               <w:rPr>
@@ -10511,7 +10603,7 @@
           <w:p>
             <w:pPr>
               <w:pStyle w:val="Compact"/>
-              <w:jc w:val="left"/>
+              <w:jc w:val="center"/>
             </w:pPr>
             <w:r>
               <w:rPr>
@@ -10528,7 +10620,7 @@
           <w:p>
             <w:pPr>
               <w:pStyle w:val="Compact"/>
-              <w:jc w:val="left"/>
+              <w:jc w:val="center"/>
             </w:pPr>
             <w:r>
               <w:rPr>
@@ -10573,7 +10665,7 @@
           <w:p>
             <w:pPr>
               <w:pStyle w:val="Compact"/>
-              <w:jc w:val="left"/>
+              <w:jc w:val="center"/>
             </w:pPr>
             <w:r>
               <w:rPr>
@@ -10626,7 +10718,7 @@
           <w:p>
             <w:pPr>
               <w:pStyle w:val="Compact"/>
-              <w:jc w:val="left"/>
+              <w:jc w:val="center"/>
             </w:pPr>
             <w:r>
               <w:rPr>
@@ -10692,7 +10784,7 @@
           <w:p>
             <w:pPr>
               <w:pStyle w:val="Compact"/>
-              <w:jc w:val="left"/>
+              <w:jc w:val="center"/>
             </w:pPr>
             <w:r>
               <w:rPr>
@@ -10764,7 +10856,7 @@
           <w:p>
             <w:pPr>
               <w:pStyle w:val="Compact"/>
-              <w:jc w:val="left"/>
+              <w:jc w:val="center"/>
             </w:pPr>
             <w:r>
               <w:rPr>
@@ -10870,8 +10962,8 @@
         </w:pict>
       </w:r>
     </w:p>
-    <w:bookmarkEnd w:id="36"/>
-    <w:bookmarkStart w:id="43" w:name="八典型例题"/>
+    <w:bookmarkEnd w:id="39"/>
+    <w:bookmarkStart w:id="46" w:name="八典型例题"/>
     <w:p>
       <w:pPr>
         <w:pStyle w:val="Heading2"/>
@@ -10883,7 +10975,7 @@
         <w:t xml:space="preserve">八、典型例题</w:t>
       </w:r>
     </w:p>
-    <w:bookmarkStart w:id="37" w:name="例1-异丁烷溴代的选择性"/>
+    <w:bookmarkStart w:id="40" w:name="例1-异丁烷溴代的选择性"/>
     <w:p>
       <w:pPr>
         <w:pStyle w:val="Heading3"/>
@@ -11309,8 +11401,8 @@
         </w:pict>
       </w:r>
     </w:p>
-    <w:bookmarkEnd w:id="37"/>
-    <w:bookmarkStart w:id="38" w:name="例2-丙烯的-hbr-加成对比"/>
+    <w:bookmarkEnd w:id="40"/>
+    <w:bookmarkStart w:id="41" w:name="例2-丙烯的-hbr-加成对比"/>
     <w:p>
       <w:pPr>
         <w:pStyle w:val="Heading3"/>
@@ -11825,8 +11917,8 @@
         </w:pict>
       </w:r>
     </w:p>
-    <w:bookmarkEnd w:id="38"/>
-    <w:bookmarkStart w:id="39" w:name="例3-完整链式反应机理书写"/>
+    <w:bookmarkEnd w:id="41"/>
+    <w:bookmarkStart w:id="42" w:name="例3-完整链式反应机理书写"/>
     <w:p>
       <w:pPr>
         <w:pStyle w:val="Heading3"/>
@@ -12286,8 +12378,8 @@
         </w:pict>
       </w:r>
     </w:p>
-    <w:bookmarkEnd w:id="39"/>
-    <w:bookmarkStart w:id="40" w:name="例4-nbs-烯丙位溴代"/>
+    <w:bookmarkEnd w:id="42"/>
+    <w:bookmarkStart w:id="43" w:name="例4-nbs-烯丙位溴代"/>
     <w:p>
       <w:pPr>
         <w:pStyle w:val="Heading3"/>
@@ -12923,8 +13015,8 @@
         </w:pict>
       </w:r>
     </w:p>
-    <w:bookmarkEnd w:id="40"/>
-    <w:bookmarkStart w:id="41" w:name="例5-自由基环化选择性"/>
+    <w:bookmarkEnd w:id="43"/>
+    <w:bookmarkStart w:id="44" w:name="例5-自由基环化选择性"/>
     <w:p>
       <w:pPr>
         <w:pStyle w:val="Heading3"/>
@@ -13761,8 +13853,8 @@
         </w:pict>
       </w:r>
     </w:p>
-    <w:bookmarkEnd w:id="41"/>
-    <w:bookmarkStart w:id="42" w:name="例6-自由基稳定性综合排序"/>
+    <w:bookmarkEnd w:id="44"/>
+    <w:bookmarkStart w:id="45" w:name="例6-自由基稳定性综合排序"/>
     <w:p>
       <w:pPr>
         <w:pStyle w:val="Heading3"/>
@@ -13879,7 +13971,7 @@
           <w:p>
             <w:pPr>
               <w:pStyle w:val="Compact"/>
-              <w:jc w:val="left"/>
+              <w:jc w:val="center"/>
             </w:pPr>
             <w:r>
               <w:rPr>
@@ -13895,7 +13987,7 @@
           <w:p>
             <w:pPr>
               <w:pStyle w:val="Compact"/>
-              <w:jc w:val="left"/>
+              <w:jc w:val="center"/>
             </w:pPr>
             <w:r>
               <w:rPr>
@@ -13911,7 +14003,7 @@
           <w:p>
             <w:pPr>
               <w:pStyle w:val="Compact"/>
-              <w:jc w:val="right"/>
+              <w:jc w:val="center"/>
             </w:pPr>
             <w:r>
               <w:rPr>
@@ -13929,7 +14021,7 @@
           <w:p>
             <w:pPr>
               <w:pStyle w:val="Compact"/>
-              <w:jc w:val="left"/>
+              <w:jc w:val="center"/>
             </w:pPr>
             <w:r>
               <w:rPr>
@@ -13944,7 +14036,7 @@
           <w:p>
             <w:pPr>
               <w:pStyle w:val="Compact"/>
-              <w:jc w:val="left"/>
+              <w:jc w:val="center"/>
             </w:pPr>
             <w:r>
               <w:rPr>
@@ -13979,7 +14071,7 @@
           <w:p>
             <w:pPr>
               <w:pStyle w:val="Compact"/>
-              <w:jc w:val="right"/>
+              <w:jc w:val="center"/>
             </w:pPr>
             <w:r>
               <w:rPr>
@@ -13996,7 +14088,7 @@
           <w:p>
             <w:pPr>
               <w:pStyle w:val="Compact"/>
-              <w:jc w:val="left"/>
+              <w:jc w:val="center"/>
             </w:pPr>
             <w:r>
               <w:rPr>
@@ -14011,7 +14103,7 @@
           <w:p>
             <w:pPr>
               <w:pStyle w:val="Compact"/>
-              <w:jc w:val="left"/>
+              <w:jc w:val="center"/>
             </w:pPr>
             <w:r>
               <w:rPr>
@@ -14058,7 +14150,7 @@
           <w:p>
             <w:pPr>
               <w:pStyle w:val="Compact"/>
-              <w:jc w:val="right"/>
+              <w:jc w:val="center"/>
             </w:pPr>
             <w:r>
               <w:rPr>
@@ -14075,7 +14167,7 @@
           <w:p>
             <w:pPr>
               <w:pStyle w:val="Compact"/>
-              <w:jc w:val="left"/>
+              <w:jc w:val="center"/>
             </w:pPr>
             <w:r>
               <w:rPr>
@@ -14090,7 +14182,7 @@
           <w:p>
             <w:pPr>
               <w:pStyle w:val="Compact"/>
-              <w:jc w:val="left"/>
+              <w:jc w:val="center"/>
             </w:pPr>
             <w:r>
               <w:rPr>
@@ -14161,7 +14253,7 @@
           <w:p>
             <w:pPr>
               <w:pStyle w:val="Compact"/>
-              <w:jc w:val="right"/>
+              <w:jc w:val="center"/>
             </w:pPr>
             <w:r>
               <w:rPr>
@@ -14178,7 +14270,7 @@
           <w:p>
             <w:pPr>
               <w:pStyle w:val="Compact"/>
-              <w:jc w:val="left"/>
+              <w:jc w:val="center"/>
             </w:pPr>
             <w:r>
               <w:rPr>
@@ -14193,7 +14285,7 @@
           <w:p>
             <w:pPr>
               <w:pStyle w:val="Compact"/>
-              <w:jc w:val="left"/>
+              <w:jc w:val="center"/>
             </w:pPr>
             <w:r>
               <w:rPr>
@@ -14234,7 +14326,7 @@
           <w:p>
             <w:pPr>
               <w:pStyle w:val="Compact"/>
-              <w:jc w:val="right"/>
+              <w:jc w:val="center"/>
             </w:pPr>
             <w:r>
               <w:rPr>
@@ -14251,7 +14343,7 @@
           <w:p>
             <w:pPr>
               <w:pStyle w:val="Compact"/>
-              <w:jc w:val="left"/>
+              <w:jc w:val="center"/>
             </w:pPr>
             <w:r>
               <w:rPr>
@@ -14266,7 +14358,7 @@
           <w:p>
             <w:pPr>
               <w:pStyle w:val="Compact"/>
-              <w:jc w:val="left"/>
+              <w:jc w:val="center"/>
             </w:pPr>
             <w:r>
               <w:rPr>
@@ -14283,7 +14375,7 @@
           <w:p>
             <w:pPr>
               <w:pStyle w:val="Compact"/>
-              <w:jc w:val="right"/>
+              <w:jc w:val="center"/>
             </w:pPr>
             <w:r>
               <w:rPr>
@@ -14415,9 +14507,9 @@
         </w:pict>
       </w:r>
     </w:p>
-    <w:bookmarkEnd w:id="42"/>
-    <w:bookmarkEnd w:id="43"/>
-    <w:bookmarkStart w:id="44" w:name="九常见误区"/>
+    <w:bookmarkEnd w:id="45"/>
+    <w:bookmarkEnd w:id="46"/>
+    <w:bookmarkStart w:id="47" w:name="九常见误区"/>
     <w:p>
       <w:pPr>
         <w:pStyle w:val="Heading2"/>
@@ -15029,8 +15121,8 @@
         </w:pict>
       </w:r>
     </w:p>
-    <w:bookmarkEnd w:id="44"/>
-    <w:bookmarkStart w:id="48" w:name="十方法总结"/>
+    <w:bookmarkEnd w:id="47"/>
+    <w:bookmarkStart w:id="51" w:name="十方法总结"/>
     <w:p>
       <w:pPr>
         <w:pStyle w:val="Heading2"/>
@@ -15042,7 +15134,7 @@
         <w:t xml:space="preserve">十、方法总结</w:t>
       </w:r>
     </w:p>
-    <w:bookmarkStart w:id="45" w:name="自由基反应四问法"/>
+    <w:bookmarkStart w:id="48" w:name="自由基反应四问法"/>
     <w:p>
       <w:pPr>
         <w:pStyle w:val="Heading3"/>
@@ -15301,8 +15393,8 @@
         <w:t xml:space="preserve">还是完整机理?）</w:t>
       </w:r>
     </w:p>
-    <w:bookmarkEnd w:id="45"/>
-    <w:bookmarkStart w:id="46" w:name="卤代选择性决策树"/>
+    <w:bookmarkEnd w:id="48"/>
+    <w:bookmarkStart w:id="49" w:name="卤代选择性决策树"/>
     <w:p>
       <w:pPr>
         <w:pStyle w:val="Heading3"/>
@@ -15574,8 +15666,8 @@
         <w:t xml:space="preserve">按仲/伯比例计算</w:t>
       </w:r>
     </w:p>
-    <w:bookmarkEnd w:id="46"/>
-    <w:bookmarkStart w:id="47" w:name="自由基反应口诀"/>
+    <w:bookmarkEnd w:id="49"/>
+    <w:bookmarkStart w:id="50" w:name="自由基反应口诀"/>
     <w:p>
       <w:pPr>
         <w:pStyle w:val="Heading3"/>
@@ -15701,9 +15793,9 @@
         </w:pict>
       </w:r>
     </w:p>
-    <w:bookmarkEnd w:id="47"/>
-    <w:bookmarkEnd w:id="48"/>
-    <w:bookmarkStart w:id="54" w:name="十一核心速查卡"/>
+    <w:bookmarkEnd w:id="50"/>
+    <w:bookmarkEnd w:id="51"/>
+    <w:bookmarkStart w:id="57" w:name="十一核心速查卡"/>
     <w:p>
       <w:pPr>
         <w:pStyle w:val="Heading2"/>
@@ -15715,7 +15807,7 @@
         <w:t xml:space="preserve">十一、核心速查卡</w:t>
       </w:r>
     </w:p>
-    <w:bookmarkStart w:id="49" w:name="引发剂速查"/>
+    <w:bookmarkStart w:id="52" w:name="引发剂速查"/>
     <w:p>
       <w:pPr>
         <w:pStyle w:val="Heading3"/>
@@ -15751,7 +15843,7 @@
           <w:p>
             <w:pPr>
               <w:pStyle w:val="Compact"/>
-              <w:jc w:val="left"/>
+              <w:jc w:val="center"/>
             </w:pPr>
             <w:r>
               <w:rPr>
@@ -15783,7 +15875,7 @@
           <w:p>
             <w:pPr>
               <w:pStyle w:val="Compact"/>
-              <w:jc w:val="left"/>
+              <w:jc w:val="center"/>
             </w:pPr>
             <w:r>
               <w:rPr>
@@ -15817,7 +15909,7 @@
           <w:p>
             <w:pPr>
               <w:pStyle w:val="Compact"/>
-              <w:jc w:val="left"/>
+              <w:jc w:val="center"/>
             </w:pPr>
             <w:r>
               <w:rPr>
@@ -15847,7 +15939,7 @@
           <w:p>
             <w:pPr>
               <w:pStyle w:val="Compact"/>
-              <w:jc w:val="left"/>
+              <w:jc w:val="center"/>
             </w:pPr>
             <w:r>
               <w:rPr>
@@ -15879,7 +15971,7 @@
           <w:p>
             <w:pPr>
               <w:pStyle w:val="Compact"/>
-              <w:jc w:val="left"/>
+              <w:jc w:val="center"/>
             </w:pPr>
             <w:r>
               <w:rPr>
@@ -15909,7 +16001,7 @@
           <w:p>
             <w:pPr>
               <w:pStyle w:val="Compact"/>
-              <w:jc w:val="left"/>
+              <w:jc w:val="center"/>
             </w:pPr>
             <w:r>
               <w:rPr>
@@ -15941,7 +16033,7 @@
           <w:p>
             <w:pPr>
               <w:pStyle w:val="Compact"/>
-              <w:jc w:val="left"/>
+              <w:jc w:val="center"/>
             </w:pPr>
             <w:r>
               <w:rPr>
@@ -15971,7 +16063,7 @@
           <w:p>
             <w:pPr>
               <w:pStyle w:val="Compact"/>
-              <w:jc w:val="left"/>
+              <w:jc w:val="center"/>
             </w:pPr>
             <w:r>
               <w:rPr>
@@ -16003,7 +16095,7 @@
           <w:p>
             <w:pPr>
               <w:pStyle w:val="Compact"/>
-              <w:jc w:val="left"/>
+              <w:jc w:val="center"/>
             </w:pPr>
             <w:r>
               <w:rPr>
@@ -16033,7 +16125,7 @@
           <w:p>
             <w:pPr>
               <w:pStyle w:val="Compact"/>
-              <w:jc w:val="left"/>
+              <w:jc w:val="center"/>
             </w:pPr>
             <w:r>
               <w:rPr>
@@ -16060,8 +16152,8 @@
         </w:tc>
       </w:tr>
     </w:tbl>
-    <w:bookmarkEnd w:id="49"/>
-    <w:bookmarkStart w:id="50" w:name="选择性速查"/>
+    <w:bookmarkEnd w:id="52"/>
+    <w:bookmarkStart w:id="53" w:name="选择性速查"/>
     <w:p>
       <w:pPr>
         <w:pStyle w:val="Heading3"/>
@@ -16128,7 +16220,7 @@
           <w:p>
             <w:pPr>
               <w:pStyle w:val="Compact"/>
-              <w:jc w:val="left"/>
+              <w:jc w:val="center"/>
             </w:pPr>
             <w:r>
               <w:rPr>
@@ -16176,7 +16268,7 @@
           <w:p>
             <w:pPr>
               <w:pStyle w:val="Compact"/>
-              <w:jc w:val="left"/>
+              <w:jc w:val="center"/>
             </w:pPr>
             <w:r>
               <w:rPr>
@@ -16223,7 +16315,7 @@
           <w:p>
             <w:pPr>
               <w:pStyle w:val="Compact"/>
-              <w:jc w:val="left"/>
+              <w:jc w:val="center"/>
             </w:pPr>
             <w:r>
               <w:rPr>
@@ -16276,7 +16368,7 @@
           <w:p>
             <w:pPr>
               <w:pStyle w:val="Compact"/>
-              <w:jc w:val="left"/>
+              <w:jc w:val="center"/>
             </w:pPr>
             <w:r>
               <w:rPr>
@@ -16288,8 +16380,8 @@
         </w:tc>
       </w:tr>
     </w:tbl>
-    <w:bookmarkEnd w:id="50"/>
-    <w:bookmarkStart w:id="51" w:name="自由基稳定性顺序速查"/>
+    <w:bookmarkEnd w:id="53"/>
+    <w:bookmarkStart w:id="54" w:name="自由基稳定性顺序速查"/>
     <w:p>
       <w:pPr>
         <w:pStyle w:val="Heading3"/>
@@ -16397,8 +16489,8 @@
         <w:t xml:space="preserve">(与碳正离子最大区别)</w:t>
       </w:r>
     </w:p>
-    <w:bookmarkEnd w:id="51"/>
-    <w:bookmarkStart w:id="52" w:name="过氧化物效应速查"/>
+    <w:bookmarkEnd w:id="54"/>
+    <w:bookmarkStart w:id="55" w:name="过氧化物效应速查"/>
     <w:p>
       <w:pPr>
         <w:pStyle w:val="Heading3"/>
@@ -16433,7 +16525,7 @@
           <w:p>
             <w:pPr>
               <w:pStyle w:val="Compact"/>
-              <w:jc w:val="left"/>
+              <w:jc w:val="center"/>
             </w:pPr>
             <w:r>
               <w:rPr>
@@ -16449,7 +16541,7 @@
           <w:p>
             <w:pPr>
               <w:pStyle w:val="Compact"/>
-              <w:jc w:val="left"/>
+              <w:jc w:val="center"/>
             </w:pPr>
             <w:r>
               <w:rPr>
@@ -16483,7 +16575,7 @@
           <w:p>
             <w:pPr>
               <w:pStyle w:val="Compact"/>
-              <w:jc w:val="left"/>
+              <w:jc w:val="center"/>
             </w:pPr>
             <w:r>
               <w:rPr>
@@ -16504,7 +16596,7 @@
           <w:p>
             <w:pPr>
               <w:pStyle w:val="Compact"/>
-              <w:jc w:val="left"/>
+              <w:jc w:val="center"/>
             </w:pPr>
             <w:r>
               <w:rPr>
@@ -16536,7 +16628,7 @@
           <w:p>
             <w:pPr>
               <w:pStyle w:val="Compact"/>
-              <w:jc w:val="left"/>
+              <w:jc w:val="center"/>
             </w:pPr>
             <w:r>
               <w:rPr>
@@ -16563,7 +16655,7 @@
           <w:p>
             <w:pPr>
               <w:pStyle w:val="Compact"/>
-              <w:jc w:val="left"/>
+              <w:jc w:val="center"/>
             </w:pPr>
             <w:r>
               <w:rPr>
@@ -16595,7 +16687,7 @@
           <w:p>
             <w:pPr>
               <w:pStyle w:val="Compact"/>
-              <w:jc w:val="left"/>
+              <w:jc w:val="center"/>
             </w:pPr>
             <w:r>
               <w:rPr>
@@ -16610,7 +16702,7 @@
           <w:p>
             <w:pPr>
               <w:pStyle w:val="Compact"/>
-              <w:jc w:val="left"/>
+              <w:jc w:val="center"/>
             </w:pPr>
             <w:r>
               <w:rPr>
@@ -16643,8 +16735,8 @@
         </w:tc>
       </w:tr>
     </w:tbl>
-    <w:bookmarkEnd w:id="52"/>
-    <w:bookmarkStart w:id="53" w:name="自由基环化-baldwin-规则速查"/>
+    <w:bookmarkEnd w:id="55"/>
+    <w:bookmarkStart w:id="56" w:name="自由基环化-baldwin-规则速查"/>
     <w:p>
       <w:pPr>
         <w:pStyle w:val="Heading3"/>
@@ -16948,9 +17040,9 @@
         </w:pict>
       </w:r>
     </w:p>
-    <w:bookmarkEnd w:id="53"/>
-    <w:bookmarkEnd w:id="54"/>
-    <w:bookmarkStart w:id="57" w:name="十二练习题"/>
+    <w:bookmarkEnd w:id="56"/>
+    <w:bookmarkEnd w:id="57"/>
+    <w:bookmarkStart w:id="60" w:name="十二练习题"/>
     <w:p>
       <w:pPr>
         <w:pStyle w:val="Heading2"/>
@@ -16962,7 +17054,7 @@
         <w:t xml:space="preserve">十二、练习题</w:t>
       </w:r>
     </w:p>
-    <w:bookmarkStart w:id="55" w:name="基础巩固"/>
+    <w:bookmarkStart w:id="58" w:name="基础巩固"/>
     <w:p>
       <w:pPr>
         <w:pStyle w:val="Heading3"/>
@@ -17105,8 +17197,8 @@
         <w:t xml:space="preserve">的主产物。</w:t>
       </w:r>
     </w:p>
-    <w:bookmarkEnd w:id="55"/>
-    <w:bookmarkStart w:id="56" w:name="提高训练"/>
+    <w:bookmarkEnd w:id="58"/>
+    <w:bookmarkStart w:id="59" w:name="提高训练"/>
     <w:p>
       <w:pPr>
         <w:pStyle w:val="Heading3"/>
@@ -17232,9 +17324,9 @@
         </w:pict>
       </w:r>
     </w:p>
-    <w:bookmarkEnd w:id="56"/>
-    <w:bookmarkEnd w:id="57"/>
-    <w:bookmarkStart w:id="58" w:name="参考答案"/>
+    <w:bookmarkEnd w:id="59"/>
+    <w:bookmarkEnd w:id="60"/>
+    <w:bookmarkStart w:id="61" w:name="参考答案"/>
     <w:p>
       <w:pPr>
         <w:pStyle w:val="Heading2"/>
@@ -17694,8 +17786,8 @@
         <w:t xml:space="preserve">邻二溴化物（加成）。</w:t>
       </w:r>
     </w:p>
-    <w:bookmarkEnd w:id="58"/>
-    <w:bookmarkEnd w:id="59"/>
+    <w:bookmarkEnd w:id="61"/>
+    <w:bookmarkEnd w:id="62"/>
     <w:sectPr>
       <w:footerReference w:type="default" r:id="rId9"/>
       <w:footnotePr>

--- a/06-学生侧材料/讲义/2026-06-23-自由基反应.docx
+++ b/06-学生侧材料/讲义/2026-06-23-自由基反应.docx
@@ -1087,8 +1087,15 @@
     </w:tbl>
     <w:p>
       <w:pPr>
-        <w:pStyle w:val="BlockText"/>
-      </w:pPr>
+        <w:pStyle w:val="BodyText"/>
+      </w:pPr>
+      <w:r>
+        <w:rPr>
+          <w:b/>
+          <w:bCs/>
+        </w:rPr>
+        <w:t xml:space="preserve">💡 </w:t>
+      </w:r>
       <w:r>
         <w:rPr>
           <w:rFonts w:hint="eastAsia" w:eastAsia="SimSun" w:ascii="Times New Roman" w:hAnsi="Times New Roman"/>
@@ -2249,8 +2256,14 @@
     </w:tbl>
     <w:p>
       <w:pPr>
-        <w:pStyle w:val="BlockText"/>
-      </w:pPr>
+        <w:pStyle w:val="BodyText"/>
+      </w:pPr>
+      <w:r>
+        <w:t xml:space="preserve">⚠️</w:t>
+      </w:r>
+      <w:r>
+        <w:t xml:space="preserve"> </w:t>
+      </w:r>
       <w:r>
         <w:rPr>
           <w:rFonts w:hint="eastAsia" w:eastAsia="SimSun" w:ascii="Times New Roman" w:hAnsi="Times New Roman"/>
@@ -4439,8 +4452,15 @@
     </w:p>
     <w:p>
       <w:pPr>
-        <w:pStyle w:val="BlockText"/>
-      </w:pPr>
+        <w:pStyle w:val="BodyText"/>
+      </w:pPr>
+      <w:r>
+        <w:rPr>
+          <w:b/>
+          <w:bCs/>
+        </w:rPr>
+        <w:t xml:space="preserve">💡 </w:t>
+      </w:r>
       <w:r>
         <w:rPr>
           <w:rFonts w:hint="eastAsia" w:eastAsia="SimSun" w:ascii="Times New Roman" w:hAnsi="Times New Roman"/>
@@ -5986,8 +6006,15 @@
     </w:p>
     <w:p>
       <w:pPr>
-        <w:pStyle w:val="BlockText"/>
-      </w:pPr>
+        <w:pStyle w:val="FirstParagraph"/>
+      </w:pPr>
+      <w:r>
+        <w:rPr>
+          <w:b/>
+          <w:bCs/>
+        </w:rPr>
+        <w:t xml:space="preserve">💡 </w:t>
+      </w:r>
       <w:r>
         <w:rPr>
           <w:rFonts w:hint="eastAsia" w:eastAsia="SimSun" w:ascii="Times New Roman" w:hAnsi="Times New Roman"/>
@@ -7780,8 +7807,14 @@
     </w:tbl>
     <w:p>
       <w:pPr>
-        <w:pStyle w:val="BlockText"/>
-      </w:pPr>
+        <w:pStyle w:val="BodyText"/>
+      </w:pPr>
+      <w:r>
+        <w:t xml:space="preserve">⚠️</w:t>
+      </w:r>
+      <w:r>
+        <w:t xml:space="preserve"> </w:t>
+      </w:r>
       <w:r>
         <w:rPr>
           <w:rFonts w:hint="eastAsia" w:eastAsia="SimSun" w:ascii="Times New Roman" w:hAnsi="Times New Roman"/>
@@ -9426,8 +9459,14 @@
     </w:tbl>
     <w:p>
       <w:pPr>
-        <w:pStyle w:val="BlockText"/>
-      </w:pPr>
+        <w:pStyle w:val="BodyText"/>
+      </w:pPr>
+      <w:r>
+        <w:t xml:space="preserve">⚠️</w:t>
+      </w:r>
+      <w:r>
+        <w:t xml:space="preserve"> </w:t>
+      </w:r>
       <w:r>
         <w:rPr>
           <w:rFonts w:hint="eastAsia" w:eastAsia="SimSun" w:ascii="Times New Roman" w:hAnsi="Times New Roman"/>
